--- a/tests/corpus_v2/docs/cx_works_0022.docx
+++ b/tests/corpus_v2/docs/cx_works_0022.docx
@@ -436,7 +436,13 @@
         <w:t xml:space="preserve">9.3. Контрольная запись: </w:t>
       </w:r>
       <w:r>
-        <w:t xml:space="preserve">11949/223-сс</w:t>
+        <w:rPr>
+          <w:b/>
+        </w:rPr>
+        <w:t xml:space="preserve">11</w:t>
+      </w:r>
+      <w:r>
+        <w:t xml:space="preserve">949/223-сс</w:t>
       </w:r>
       <w:r>
         <w:t xml:space="preserve">.</w:t>

--- a/tests/corpus_v2/docs/cx_works_0022.docx
+++ b/tests/corpus_v2/docs/cx_works_0022.docx
@@ -81,7 +81,7 @@
         <w:t xml:space="preserve">, с другой стороны, совместно именуемые «Стороны», заключили настоящий Договор № </w:t>
       </w:r>
       <w:r>
-        <w:t xml:space="preserve">38/14</w:t>
+        <w:t xml:space="preserve">39009/156-сс</w:t>
       </w:r>
       <w:r>
         <w:t xml:space="preserve"> (далее — Договор) о нижеследующем:</w:t>
@@ -439,10 +439,10 @@
         <w:rPr>
           <w:b/>
         </w:rPr>
-        <w:t xml:space="preserve">11</w:t>
-      </w:r>
-      <w:r>
-        <w:t xml:space="preserve">949/223-сс</w:t>
+        <w:t xml:space="preserve">1/1</w:t>
+      </w:r>
+      <w:r>
+        <w:t xml:space="preserve">6</w:t>
       </w:r>
       <w:r>
         <w:t xml:space="preserve">.</w:t>

--- a/tests/corpus_v2/docs/cx_works_0022.docx
+++ b/tests/corpus_v2/docs/cx_works_0022.docx
@@ -250,6 +250,12 @@
         <w:t xml:space="preserve">МКАС при ТПП РФ</w:t>
       </w:r>
       <w:r>
+        <w:t xml:space="preserve">. Товар отгружается с сопроводительным документом паспорт качества № </w:t>
+      </w:r>
+      <w:r>
+        <w:t xml:space="preserve">95 03 255559</w:t>
+      </w:r>
+      <w:r>
         <w:t xml:space="preserve">. Цена — </w:t>
       </w:r>
       <w:r>
@@ -273,7 +279,7 @@
         <w:t xml:space="preserve">3.1. Место исполнения обязательств: </w:t>
       </w:r>
       <w:r>
-        <w:t xml:space="preserve">394000, г. Воронеж, просп. Баумана, д. 46, кв. 145</w:t>
+        <w:t xml:space="preserve">630099, г. Новосибирск, наб. Профсоюзная, д. 69, кв. 98</w:t>
       </w:r>
       <w:r>
         <w:t xml:space="preserve">.</w:t>
@@ -290,7 +296,7 @@
         <w:t xml:space="preserve"> по телефону </w:t>
       </w:r>
       <w:r>
-        <w:t xml:space="preserve">+7 (846) 644-58-93</w:t>
+        <w:t xml:space="preserve">+7 (846) 967-14-31</w:t>
       </w:r>
       <w:r>
         <w:t xml:space="preserve">.</w:t>
@@ -301,7 +307,7 @@
         <w:t xml:space="preserve">3.3. Срок исполнения обязательств — </w:t>
       </w:r>
       <w:r>
-        <w:t xml:space="preserve">в течение трех рабочих дней с момента поступления денежных средств на расчетный счет</w:t>
+        <w:t xml:space="preserve">в течение пяти рабочих дней с момента поступления денежных средств на расчетный счет</w:t>
       </w:r>
       <w:r>
         <w:t xml:space="preserve">.</w:t>
@@ -344,7 +350,7 @@
         <w:t xml:space="preserve">, но не более </w:t>
       </w:r>
       <w:r>
-        <w:t xml:space="preserve">7 (семь) процентов от цены Договора</w:t>
+        <w:t xml:space="preserve">20 (двадцать) процентов от цены Договора</w:t>
       </w:r>
       <w:r>
         <w:t xml:space="preserve">.</w:t>
@@ -366,7 +372,7 @@
         <w:t xml:space="preserve">Сторона, для которой создалась невозможность исполнения, обязана уведомить другую Сторону. Срок уведомления — </w:t>
       </w:r>
       <w:r>
-        <w:t xml:space="preserve">в течение 5 (Пяти) банковских дней</w:t>
+        <w:t xml:space="preserve">в течение 3 (Трёх) банковских дней</w:t>
       </w:r>
       <w:r>
         <w:t xml:space="preserve">.</w:t>
@@ -405,10 +411,10 @@
         <w:rPr>
           <w:b/>
         </w:rPr>
-        <w:t xml:space="preserve">1/1</w:t>
-      </w:r>
-      <w:r>
-        <w:t xml:space="preserve">50 ключевой ставки ЦБ РФ за каждый день просрочки</w:t>
+        <w:t xml:space="preserve">2</w:t>
+      </w:r>
+      <w:r>
+        <w:t xml:space="preserve">0 (двадцать) процентов от стоимости неоплаченных работ</w:t>
       </w:r>
       <w:r>
         <w:t xml:space="preserve">.</w:t>
@@ -422,10 +428,10 @@
         <w:rPr>
           <w:b/>
         </w:rPr>
-        <w:t xml:space="preserve">в течение 2</w:t>
-      </w:r>
-      <w:r>
-        <w:t xml:space="preserve">0 банковских дней с момента выставления счета</w:t>
+        <w:t xml:space="preserve">не позднее 07.05.20</w:t>
+      </w:r>
+      <w:r>
+        <w:t xml:space="preserve">26</w:t>
       </w:r>
       <w:r>
         <w:t xml:space="preserve">.</w:t>
@@ -439,10 +445,10 @@
         <w:rPr>
           <w:b/>
         </w:rPr>
-        <w:t xml:space="preserve">1/1</w:t>
-      </w:r>
-      <w:r>
-        <w:t xml:space="preserve">6</w:t>
+        <w:t xml:space="preserve">3/1</w:t>
+      </w:r>
+      <w:r>
+        <w:t xml:space="preserve">1</w:t>
       </w:r>
       <w:r>
         <w:t xml:space="preserve">.</w:t>
@@ -453,7 +459,7 @@
         <w:t xml:space="preserve">9.4. Контрольная запись: </w:t>
       </w:r>
       <w:r>
-        <w:t xml:space="preserve">2 980 000 (Два миллиона девятьсот восемь десят тысяч) ру​б. 0 коп.</w:t>
+        <w:t xml:space="preserve">278 000 (Двести  семьдесят восемь тысяч) ру б. 5 коп.</w:t>
       </w:r>
       <w:r>
         <w:t xml:space="preserve">.</w:t>
@@ -475,7 +481,7 @@
       </w:r>
       <w:ins w:id="1" w:author="Юрист" w:date="2024-01-01T00:00:00Z">
         <w:r>
-          <w:t xml:space="preserve">5200000 (пять миллионов двести тысяч) рублей 00 копеек</w:t>
+          <w:t xml:space="preserve">11700000 (одиннадцать миллионов семьсот тысяч) рублей 00 копеек</w:t>
         </w:r>
       </w:ins>
       <w:ins w:id="2" w:author="Юрист" w:date="2024-01-01T00:00:00Z">
@@ -505,7 +511,7 @@
         </w:sdtPr>
         <w:sdtContent>
           <w:r>
-            <w:t xml:space="preserve">не позднее 21.04.2025</w:t>
+            <w:t xml:space="preserve">не позднее 26.09.2026</w:t>
           </w:r>
         </w:sdtContent>
       </w:sdt>
@@ -772,7 +778,7 @@
         <w:t xml:space="preserve">12.50. Контрольная величина: </w:t>
       </w:r>
       <w:r>
-        <w:t xml:space="preserve">11 700 000,28 ₽</w:t>
+        <w:t xml:space="preserve">4 280 000,61 ₽</w:t>
       </w:r>
       <w:r>
         <w:t xml:space="preserve">, в т.ч. НДС </w:t>
@@ -1034,7 +1040,7 @@
         <w:t xml:space="preserve">12.100. Контрольная величина: </w:t>
       </w:r>
       <w:r>
-        <w:t xml:space="preserve">Восемьдесят три миллиона девятьсот тысяч рублей 00 копеек</w:t>
+        <w:t xml:space="preserve">Четыреста пятьдесят тысяч рублей 50 копеек</w:t>
       </w:r>
       <w:r>
         <w:t xml:space="preserve">, включая НДС </w:t>
@@ -1046,7 +1052,7 @@
         <w:t xml:space="preserve"> в размере </w:t>
       </w:r>
       <w:r>
-        <w:t xml:space="preserve">4 280 000,7 (Четыре миллиона двести восемьдесят тысяч) руб.</w:t>
+        <w:t xml:space="preserve">3 160 000,7 (Три миллиона сто шестьдесят тысяч) руб.</w:t>
       </w:r>
       <w:r>
         <w:t xml:space="preserve">.</w:t>
@@ -1558,7 +1564,7 @@
         <w:t xml:space="preserve">12.200. Контрольная величина: </w:t>
       </w:r>
       <w:r>
-        <w:t xml:space="preserve">не менее 450 000 (Четырёхсот пятидесяти тысяч) рублей</w:t>
+        <w:t xml:space="preserve">не менее 93 100 000 (Девяноста трёх миллионов ста тысяч) рублей</w:t>
       </w:r>
       <w:r>
         <w:t xml:space="preserve">, в т.ч. НДС </w:t>
@@ -1820,7 +1826,7 @@
         <w:t xml:space="preserve">12.250. Контрольная величина: </w:t>
       </w:r>
       <w:r>
-        <w:t xml:space="preserve">98 600 000,4 (Девяносто восемь миллионов шестьсот тысяч) руб.</w:t>
+        <w:t xml:space="preserve">41 600 000,5 (Сорок один миллион шестьсот тысяч) руб.</w:t>
       </w:r>
       <w:r>
         <w:t xml:space="preserve">, </w:t>
@@ -2082,7 +2088,7 @@
         <w:t xml:space="preserve">12.300. Контрольная величина: </w:t>
       </w:r>
       <w:r>
-        <w:t xml:space="preserve">Три миллиона семьсот двадцать тысяч два рубля 50 копеек</w:t>
+        <w:t xml:space="preserve">Семь миллионов двести тридцать тысяч два рубля 00 копеек</w:t>
       </w:r>
       <w:r>
         <w:t xml:space="preserve">, включая НДС </w:t>
@@ -2094,7 +2100,7 @@
         <w:t xml:space="preserve"> в размере </w:t>
       </w:r>
       <w:r>
-        <w:t xml:space="preserve">41 600 000 (сорок один миллион шестьсот тысяч) рублей 00 копеек</w:t>
+        <w:t xml:space="preserve">50 900 000 (пятьдесят миллионов девятьсот тысяч) рублей 00 копеек</w:t>
       </w:r>
       <w:r>
         <w:t xml:space="preserve">.</w:t>
@@ -2350,7 +2356,7 @@
         <w:t xml:space="preserve">12.350. Контрольная величина: </w:t>
       </w:r>
       <w:r>
-        <w:t xml:space="preserve">7230000 руб. 0 коп.</w:t>
+        <w:t xml:space="preserve">81300000 руб. 0 коп.</w:t>
       </w:r>
       <w:r>
         <w:t xml:space="preserve">, в том числе НДС</w:t>
@@ -2865,7 +2871,7 @@
         <w:t xml:space="preserve">12.450. Контрольная величина: </w:t>
       </w:r>
       <w:r>
-        <w:t xml:space="preserve">50 900 000 (пятьдесят миллионов девятьсот тысяч) рублей 00 копеек</w:t>
+        <w:t xml:space="preserve">858 000 (восемьсот пятьдесят восемь тысяч) рублей 00 копеек</w:t>
       </w:r>
       <w:r>
         <w:t xml:space="preserve">, НДС не облагается</w:t>
@@ -3124,7 +3130,7 @@
         <w:t xml:space="preserve">12.500. Контрольная величина: </w:t>
       </w:r>
       <w:r>
-        <w:t xml:space="preserve">не менее 81300000,7 (Восьмидесяти одного миллиона трёхсот тысяч) рублей</w:t>
+        <w:t xml:space="preserve">не менее 2970000,7 (Двух миллионов девятисот семидесяти тысяч) рублей</w:t>
       </w:r>
       <w:r>
         <w:t xml:space="preserve">.</w:t>
@@ -3380,7 +3386,7 @@
         <w:t xml:space="preserve">12.550. Контрольная величина: </w:t>
       </w:r>
       <w:r>
-        <w:t xml:space="preserve">Восемьсот пятьдесят восемь тысяч два рубля 00 копеек</w:t>
+        <w:t xml:space="preserve">Двадцать четыре миллиона сто тысяч два рубля 00 копеек</w:t>
       </w:r>
       <w:r>
         <w:t xml:space="preserve">, НДС не облагается</w:t>
@@ -3639,7 +3645,7 @@
         <w:t xml:space="preserve">12.600. Контрольная величина: </w:t>
       </w:r>
       <w:r>
-        <w:t xml:space="preserve">2 970 000,60 руб.</w:t>
+        <w:t xml:space="preserve">6 490 000,16 руб.</w:t>
       </w:r>
       <w:r>
         <w:t xml:space="preserve">, в т.ч. НДС </w:t>
@@ -3901,7 +3907,7 @@
         <w:t xml:space="preserve">12.650. Контрольная величина: </w:t>
       </w:r>
       <w:r>
-        <w:t xml:space="preserve">24 100 000 (двадцать четыре миллиона сто тысяч) ₽</w:t>
+        <w:t xml:space="preserve">3 300 000 (три миллиона триста тысяч) ₽</w:t>
       </w:r>
       <w:r>
         <w:t xml:space="preserve">, НДС не облагается, т.к. применяется УСН</w:t>
@@ -4160,7 +4166,7 @@
         <w:t xml:space="preserve">12.700. Контрольная величина: </w:t>
       </w:r>
       <w:r>
-        <w:t xml:space="preserve">915000 (Девятьсот пятнадцать тысяч) рублей 5 коп.</w:t>
+        <w:t xml:space="preserve">6670000 (Шесть миллионов шестьсот семьдесят тысяч) рублей 0 коп.</w:t>
       </w:r>
       <w:r>
         <w:t xml:space="preserve">.</w:t>
@@ -4672,7 +4678,7 @@
         <w:t xml:space="preserve">12.800. Контрольная величина: </w:t>
       </w:r>
       <w:r>
-        <w:t xml:space="preserve">Четыреста семьдесят пять тысяч рублей 00 копеек</w:t>
+        <w:t xml:space="preserve">Девяносто один миллион триста тысяч рублей 00 копеек</w:t>
       </w:r>
       <w:r>
         <w:t xml:space="preserve">, в том числе НДС</w:t>
@@ -4931,7 +4937,7 @@
         <w:t xml:space="preserve">12.850. Контрольная величина: </w:t>
       </w:r>
       <w:r>
-        <w:t xml:space="preserve">55200000 (Пятьдесят пять миллионов двести тысяч) руб.</w:t>
+        <w:t xml:space="preserve">992000 (Девятьсот девяносто две тысячи) руб.</w:t>
       </w:r>
       <w:r>
         <w:t xml:space="preserve">, включая НДС </w:t>
@@ -4943,7 +4949,7 @@
         <w:t xml:space="preserve"> в размере </w:t>
       </w:r>
       <w:r>
-        <w:t xml:space="preserve">2 870 000,0 (два миллиона восемьсот семьдесят тысяч) рублей</w:t>
+        <w:t xml:space="preserve">424 000,1 (четыреста двадцать четыре тысячи) рублей</w:t>
       </w:r>
       <w:r>
         <w:t xml:space="preserve">.</w:t>
@@ -5199,7 +5205,7 @@
         <w:t xml:space="preserve">12.900. Контрольная величина: </w:t>
       </w:r>
       <w:r>
-        <w:t xml:space="preserve">992000 рублей 0 коп.</w:t>
+        <w:t xml:space="preserve">8900000 рублей 0 коп.</w:t>
       </w:r>
       <w:r>
         <w:t xml:space="preserve">.</w:t>
@@ -5711,7 +5717,7 @@
         <w:t xml:space="preserve">12.1000. Контрольная величина: </w:t>
       </w:r>
       <w:r>
-        <w:t xml:space="preserve">59 000,1 (пятьдесят девять тысяч) рублей</w:t>
+        <w:t xml:space="preserve">454 000,5 (четыреста пятьдесят четыре тысячи) рублей</w:t>
       </w:r>
       <w:r>
         <w:t xml:space="preserve">, </w:t>
@@ -5973,7 +5979,7 @@
         <w:t xml:space="preserve">12.1050. Контрольная величина: </w:t>
       </w:r>
       <w:r>
-        <w:t xml:space="preserve">648 000 руб. 0 коп.</w:t>
+        <w:t xml:space="preserve">91 500 000 руб. 0 коп.</w:t>
       </w:r>
       <w:r>
         <w:t xml:space="preserve">, включая НДС </w:t>
@@ -5985,7 +5991,7 @@
         <w:t xml:space="preserve"> в размере </w:t>
       </w:r>
       <w:r>
-        <w:t xml:space="preserve">не менее 25 600 000 (Двадцати пяти миллионов шестисот тысяч) рублей 00 копеек</w:t>
+        <w:t xml:space="preserve">не менее 696 000 (Шестисот девяноста шести тысяч) рублей 00 копеек</w:t>
       </w:r>
       <w:r>
         <w:t xml:space="preserve">.</w:t>
@@ -6241,7 +6247,7 @@
         <w:t xml:space="preserve">12.1100. Контрольная величина: </w:t>
       </w:r>
       <w:r>
-        <w:t xml:space="preserve">91500002 (Девяносто один миллион пятьсот тысяч два) рубля</w:t>
+        <w:t xml:space="preserve">37800002 (Тридцать семь миллионов восемьсот тысяч два) рубля</w:t>
       </w:r>
       <w:r>
         <w:t xml:space="preserve">, НДС не облагается</w:t>
@@ -6500,7 +6506,7 @@
         <w:t xml:space="preserve">12.1150. Контрольная величина: </w:t>
       </w:r>
       <w:r>
-        <w:t xml:space="preserve">48 700 000,05 (сорок восемь миллионов семьсот тысяч) рублей</w:t>
+        <w:t xml:space="preserve">8 780 000,79 (восемь миллионов семьсот восемьдесят тысяч) рублей</w:t>
       </w:r>
       <w:r>
         <w:t xml:space="preserve">, в т.ч. НДС </w:t>
@@ -7018,7 +7024,7 @@
         <w:t xml:space="preserve">12.1250. Контрольная величина: </w:t>
       </w:r>
       <w:r>
-        <w:t xml:space="preserve">Восемьсот семьдесят пять тысяч два рубля 0 коп.</w:t>
+        <w:t xml:space="preserve">Пятьдесят две тысячи два рубля 0 коп.</w:t>
       </w:r>
       <w:r>
         <w:t xml:space="preserve">, включая НДС </w:t>
@@ -7030,7 +7036,7 @@
         <w:t xml:space="preserve"> в размере </w:t>
       </w:r>
       <w:r>
-        <w:t xml:space="preserve">6390002 (шесть миллионов триста девяносто тысяч два) рубля</w:t>
+        <w:t xml:space="preserve">164002 (сто шестьдесят четыре тысячи два) рубля</w:t>
       </w:r>
       <w:r>
         <w:t xml:space="preserve">.</w:t>
@@ -7286,7 +7292,7 @@
         <w:t xml:space="preserve">12.1300. Контрольная величина: </w:t>
       </w:r>
       <w:r>
-        <w:t xml:space="preserve">Шестьсот сорок восемь тысяч рублей 0 коп.</w:t>
+        <w:t xml:space="preserve">Девятьсот восемьдесят девять тысяч рублей 5 коп.</w:t>
       </w:r>
       <w:r>
         <w:t xml:space="preserve">.</w:t>
@@ -7542,7 +7548,7 @@
         <w:t xml:space="preserve">12.1350. Контрольная величина: </w:t>
       </w:r>
       <w:r>
-        <w:t xml:space="preserve">не более 182 000,97 (Ста восьмидесяти двух тысяч) RUB</w:t>
+        <w:t xml:space="preserve">не более 589 000,44 (Пятисот восьмидесяти девяти тысяч) RUB</w:t>
       </w:r>
       <w:r>
         <w:t xml:space="preserve">, </w:t>
@@ -7804,7 +7810,7 @@
         <w:t xml:space="preserve">12.1400. Контрольная величина: </w:t>
       </w:r>
       <w:r>
-        <w:t xml:space="preserve">46002 (сорок шесть тысяч два) рубля</w:t>
+        <w:t xml:space="preserve">1600002 (один миллион шестьсот тысяч два) рубля</w:t>
       </w:r>
       <w:r>
         <w:t xml:space="preserve">, в т.ч. НДС </w:t>
@@ -8066,7 +8072,7 @@
         <w:t xml:space="preserve">12.1450. Контрольная величина: </w:t>
       </w:r>
       <w:r>
-        <w:t xml:space="preserve">66 300 000 (Шестьдесят шесть миллионов триста тысяч) рублей 00 копеек</w:t>
+        <w:t xml:space="preserve">100 000 (Сто тысяч) рублей 00 копеек</w:t>
       </w:r>
       <w:r>
         <w:t xml:space="preserve">, в том числе НДС</w:t>
@@ -8581,7 +8587,7 @@
         <w:t xml:space="preserve">12.1550. Контрольная величина: </w:t>
       </w:r>
       <w:r>
-        <w:t xml:space="preserve">Триста шестьдесят две тысячи два рубля 5 коп.</w:t>
+        <w:t xml:space="preserve">Сто двадцать тысяч два рубля 5 коп.</w:t>
       </w:r>
       <w:r>
         <w:t xml:space="preserve">, НДС не облагается, т.к. применяется УСН</w:t>
@@ -8840,7 +8846,7 @@
         <w:t xml:space="preserve">12.1600. Контрольная величина: </w:t>
       </w:r>
       <w:r>
-        <w:t xml:space="preserve">100 000 (Сто тысяч) рублей 00 копеек</w:t>
+        <w:t xml:space="preserve">60 000 (Шестьдесят тысяч) рублей 50 копеек</w:t>
       </w:r>
       <w:r>
         <w:t xml:space="preserve">, в том числе НДС</w:t>
@@ -9099,7 +9105,7 @@
         <w:t xml:space="preserve">12.1650. Контрольная величина: </w:t>
       </w:r>
       <w:r>
-        <w:t xml:space="preserve">120000 (сто двадцать тысяч) рублей 5 коп.</w:t>
+        <w:t xml:space="preserve">94200000 (девяносто четыре миллиона двести тысяч) рублей 5 коп.</w:t>
       </w:r>
       <w:r>
         <w:t xml:space="preserve">, </w:t>
@@ -9361,7 +9367,7 @@
         <w:t xml:space="preserve">12.1700. Контрольная величина: </w:t>
       </w:r>
       <w:r>
-        <w:t xml:space="preserve">60 000 ₽</w:t>
+        <w:t xml:space="preserve">69 900 000 ₽</w:t>
       </w:r>
       <w:r>
         <w:t xml:space="preserve">, НДС не облагается, т.к. применяется УСН</w:t>
@@ -9876,7 +9882,7 @@
         <w:t xml:space="preserve">12.1800. Контрольная величина: </w:t>
       </w:r>
       <w:r>
-        <w:t xml:space="preserve">57500002,9 рубля</w:t>
+        <w:t xml:space="preserve">2670002,0 рубля</w:t>
       </w:r>
       <w:r>
         <w:t xml:space="preserve">, включая НДС </w:t>
@@ -9888,7 +9894,7 @@
         <w:t xml:space="preserve"> в размере </w:t>
       </w:r>
       <w:r>
-        <w:t xml:space="preserve">2670000 (два миллиона шестьсот семьдесят тысяч) руб. 0 коп.</w:t>
+        <w:t xml:space="preserve">868000 (восемьсот шестьдесят восемь тысяч) руб. 0 коп.</w:t>
       </w:r>
       <w:r>
         <w:t xml:space="preserve">.</w:t>
@@ -10144,7 +10150,7 @@
         <w:t xml:space="preserve">12.1850. Контрольная величина: </w:t>
       </w:r>
       <w:r>
-        <w:t xml:space="preserve">Восемьсот шестьдесят восемь тысяч рублей 00 копеек</w:t>
+        <w:t xml:space="preserve">Восемьдесят пять миллионов шестьсот тысяч рублей 50 копеек</w:t>
       </w:r>
       <w:r>
         <w:t xml:space="preserve">, НДС не облагается</w:t>
@@ -10403,7 +10409,7 @@
         <w:t xml:space="preserve">12.1900. Контрольная величина: </w:t>
       </w:r>
       <w:r>
-        <w:t xml:space="preserve">не менее 85 600 000 (Восьмидесяти пяти миллионов шестисот тысяч) ₽</w:t>
+        <w:t xml:space="preserve">не менее 259 000 (Двухсот пятидесяти девяти тысяч) ₽</w:t>
       </w:r>
       <w:r>
         <w:t xml:space="preserve">, в т.ч. НДС </w:t>
@@ -10665,7 +10671,7 @@
         <w:t xml:space="preserve">12.1950. Контрольная величина: </w:t>
       </w:r>
       <w:r>
-        <w:t xml:space="preserve">84200000 (восемьдесят четыре миллиона двести тысяч) руб. 0 коп.</w:t>
+        <w:t xml:space="preserve">210000 (двести десять тысяч) руб. 0 коп.</w:t>
       </w:r>
       <w:r>
         <w:t xml:space="preserve">, в том числе НДС</w:t>
@@ -11180,7 +11186,7 @@
         <w:t xml:space="preserve">12.2050. Контрольная величина: </w:t>
       </w:r>
       <w:r>
-        <w:t xml:space="preserve">53 000,5 ₽</w:t>
+        <w:t xml:space="preserve">4 830 000,0 ₽</w:t>
       </w:r>
       <w:r>
         <w:t xml:space="preserve">, включая НДС </w:t>
@@ -11192,7 +11198,7 @@
         <w:t xml:space="preserve"> в размере </w:t>
       </w:r>
       <w:r>
-        <w:t xml:space="preserve">310 002 (Триста десять тысяч два) рубля 0 коп.</w:t>
+        <w:t xml:space="preserve">965 002 (Девятьсот шестьдесят пять тысяч два) рубля 0 коп.</w:t>
       </w:r>
       <w:r>
         <w:t xml:space="preserve">.</w:t>
@@ -11448,7 +11454,7 @@
         <w:t xml:space="preserve">12.2100. Контрольная величина: </w:t>
       </w:r>
       <w:r>
-        <w:t xml:space="preserve">не менее 75 200 000 (Семидесяти пяти миллионов двухсот тысяч) рублей</w:t>
+        <w:t xml:space="preserve">не менее 2 790 000 (Двух миллионов семисот девяноста тысяч) рублей</w:t>
       </w:r>
       <w:r>
         <w:t xml:space="preserve">, </w:t>
@@ -11508,15 +11514,7 @@
               <w:t xml:space="preserve">Юридический адрес: </w:t>
             </w:r>
             <w:r>
-              <w:t xml:space="preserve">141300, г. Сергиев Посад, просп. Советская, д. 42, кв. 68</w:t>
-            </w:r>
-          </w:p>
-          <w:p>
-            <w:r>
-              <w:t xml:space="preserve">Почтовый адрес: </w:t>
-            </w:r>
-            <w:r>
-              <w:t xml:space="preserve">603000, г. Нижний Новгород, бул. Строителей, д. 13, кв. 144</w:t>
+              <w:t xml:space="preserve">141300, г. Сергиев Посад, бул. Тверская, д. 51, кв. 25</w:t>
             </w:r>
           </w:p>
           <w:p>

--- a/tests/corpus_v2/docs/cx_works_0022.docx
+++ b/tests/corpus_v2/docs/cx_works_0022.docx
@@ -256,6 +256,42 @@
         <w:t xml:space="preserve">95 03 255559</w:t>
       </w:r>
       <w:r>
+        <w:t xml:space="preserve">. К партии приложен паспорт изделия № </w:t>
+      </w:r>
+      <w:r>
+        <w:t xml:space="preserve">46 19 774014</w:t>
+      </w:r>
+      <w:r>
+        <w:t xml:space="preserve">. Оборудование поставляется с паспортом транспортного средства № </w:t>
+      </w:r>
+      <w:r>
+        <w:t xml:space="preserve">69 13 680559</w:t>
+      </w:r>
+      <w:r>
+        <w:t xml:space="preserve">. Приёмка производится согласно техническому паспорту </w:t>
+      </w:r>
+      <w:r>
+        <w:t xml:space="preserve">05 23 822892</w:t>
+      </w:r>
+      <w:r>
+        <w:t xml:space="preserve">. СНИЛС не указан, номер заказа </w:t>
+      </w:r>
+      <w:r>
+        <w:t xml:space="preserve">172-964-092 67</w:t>
+      </w:r>
+      <w:r>
+        <w:t xml:space="preserve">. Дата рождения не проставлена, документ выдан </w:t>
+      </w:r>
+      <w:r>
+        <w:t xml:space="preserve">01.04.2015</w:t>
+      </w:r>
+      <w:r>
+        <w:t xml:space="preserve">. Код подразделения, см. артикул </w:t>
+      </w:r>
+      <w:r>
+        <w:t xml:space="preserve">149-640</w:t>
+      </w:r>
+      <w:r>
         <w:t xml:space="preserve">. Цена — </w:t>
       </w:r>
       <w:r>
@@ -279,7 +315,7 @@
         <w:t xml:space="preserve">3.1. Место исполнения обязательств: </w:t>
       </w:r>
       <w:r>
-        <w:t xml:space="preserve">630099, г. Новосибирск, наб. Профсоюзная, д. 69, кв. 98</w:t>
+        <w:t xml:space="preserve">143400, г. Красногорск, ул. Заречная, д. 28, кв. 73</w:t>
       </w:r>
       <w:r>
         <w:t xml:space="preserve">.</w:t>
@@ -296,7 +332,7 @@
         <w:t xml:space="preserve"> по телефону </w:t>
       </w:r>
       <w:r>
-        <w:t xml:space="preserve">+7 (846) 967-14-31</w:t>
+        <w:t xml:space="preserve">+7 (812) 881-33-88</w:t>
       </w:r>
       <w:r>
         <w:t xml:space="preserve">.</w:t>
@@ -307,7 +343,7 @@
         <w:t xml:space="preserve">3.3. Срок исполнения обязательств — </w:t>
       </w:r>
       <w:r>
-        <w:t xml:space="preserve">в течение пяти рабочих дней с момента поступления денежных средств на расчетный счет</w:t>
+        <w:t xml:space="preserve">в течение трех рабочих дней с момента поступления денежных средств на расчетный счет</w:t>
       </w:r>
       <w:r>
         <w:t xml:space="preserve">.</w:t>
@@ -350,7 +386,7 @@
         <w:t xml:space="preserve">, но не более </w:t>
       </w:r>
       <w:r>
-        <w:t xml:space="preserve">20 (двадцать) процентов от цены Договора</w:t>
+        <w:t xml:space="preserve">10 (десять) процентов от цены Договора</w:t>
       </w:r>
       <w:r>
         <w:t xml:space="preserve">.</w:t>
@@ -386,7 +422,7 @@
         <w:t xml:space="preserve">Все споры и разногласия решаются путём переговоров. Претензионный порядок обязателен, срок ответа на претензию — </w:t>
       </w:r>
       <w:r>
-        <w:t xml:space="preserve">в течение трех месяцев с даты подписания Сторонами акта сдачи-приемки оказанных услуг</w:t>
+        <w:t xml:space="preserve">в течение шести месяцев с даты подписания Сторонами акта сдачи-приемки оказанных услуг</w:t>
       </w:r>
       <w:r>
         <w:t xml:space="preserve">.</w:t>
@@ -411,10 +447,10 @@
         <w:rPr>
           <w:b/>
         </w:rPr>
-        <w:t xml:space="preserve">2</w:t>
-      </w:r>
-      <w:r>
-        <w:t xml:space="preserve">0 (двадцать) процентов от стоимости неоплаченных работ</w:t>
+        <w:t xml:space="preserve">1/1</w:t>
+      </w:r>
+      <w:r>
+        <w:t xml:space="preserve">50 ключевой ставки ЦБ РФ за каждый день просрочки</w:t>
       </w:r>
       <w:r>
         <w:t xml:space="preserve">.</w:t>
@@ -428,10 +464,10 @@
         <w:rPr>
           <w:b/>
         </w:rPr>
-        <w:t xml:space="preserve">не позднее 07.05.20</w:t>
-      </w:r>
-      <w:r>
-        <w:t xml:space="preserve">26</w:t>
+        <w:t xml:space="preserve">в течение 6</w:t>
+      </w:r>
+      <w:r>
+        <w:t xml:space="preserve">0 банковских дней с момента выставления счета</w:t>
       </w:r>
       <w:r>
         <w:t xml:space="preserve">.</w:t>
@@ -445,10 +481,10 @@
         <w:rPr>
           <w:b/>
         </w:rPr>
-        <w:t xml:space="preserve">3/1</w:t>
-      </w:r>
-      <w:r>
-        <w:t xml:space="preserve">1</w:t>
+        <w:t xml:space="preserve">7/2</w:t>
+      </w:r>
+      <w:r>
+        <w:t xml:space="preserve">3</w:t>
       </w:r>
       <w:r>
         <w:t xml:space="preserve">.</w:t>
@@ -459,7 +495,7 @@
         <w:t xml:space="preserve">9.4. Контрольная запись: </w:t>
       </w:r>
       <w:r>
-        <w:t xml:space="preserve">278 000 (Двести  семьдесят восемь тысяч) ру б. 5 коп.</w:t>
+        <w:t xml:space="preserve">3 870 000 (Три миллиона вос​емьсот семь​десят тысяч) руб. 0 коп.</w:t>
       </w:r>
       <w:r>
         <w:t xml:space="preserve">.</w:t>
@@ -481,7 +517,7 @@
       </w:r>
       <w:ins w:id="1" w:author="Юрист" w:date="2024-01-01T00:00:00Z">
         <w:r>
-          <w:t xml:space="preserve">11700000 (одиннадцать миллионов семьсот тысяч) рублей 00 копеек</w:t>
+          <w:t xml:space="preserve">9990000 (девять миллионов девятьсот девяносто тысяч) рублей 50 копеек</w:t>
         </w:r>
       </w:ins>
       <w:ins w:id="2" w:author="Юрист" w:date="2024-01-01T00:00:00Z">
@@ -511,7 +547,7 @@
         </w:sdtPr>
         <w:sdtContent>
           <w:r>
-            <w:t xml:space="preserve">не позднее 26.09.2026</w:t>
+            <w:t xml:space="preserve">не позднее 13.12.2026</w:t>
           </w:r>
         </w:sdtContent>
       </w:sdt>
@@ -778,7 +814,7 @@
         <w:t xml:space="preserve">12.50. Контрольная величина: </w:t>
       </w:r>
       <w:r>
-        <w:t xml:space="preserve">4 280 000,61 ₽</w:t>
+        <w:t xml:space="preserve">7 230 000,59 ₽</w:t>
       </w:r>
       <w:r>
         <w:t xml:space="preserve">, в т.ч. НДС </w:t>
@@ -1040,7 +1076,7 @@
         <w:t xml:space="preserve">12.100. Контрольная величина: </w:t>
       </w:r>
       <w:r>
-        <w:t xml:space="preserve">Четыреста пятьдесят тысяч рублей 50 копеек</w:t>
+        <w:t xml:space="preserve">Пятьдесят миллионов девятьсот тысяч рублей 00 копеек</w:t>
       </w:r>
       <w:r>
         <w:t xml:space="preserve">, включая НДС </w:t>
@@ -1052,7 +1088,7 @@
         <w:t xml:space="preserve"> в размере </w:t>
       </w:r>
       <w:r>
-        <w:t xml:space="preserve">3 160 000,7 (Три миллиона сто шестьдесят тысяч) руб.</w:t>
+        <w:t xml:space="preserve">81 300 000,7 (Восемьдесят один миллион триста тысяч) руб.</w:t>
       </w:r>
       <w:r>
         <w:t xml:space="preserve">.</w:t>
@@ -1564,7 +1600,7 @@
         <w:t xml:space="preserve">12.200. Контрольная величина: </w:t>
       </w:r>
       <w:r>
-        <w:t xml:space="preserve">не менее 93 100 000 (Девяноста трёх миллионов ста тысяч) рублей</w:t>
+        <w:t xml:space="preserve">не менее 858 000 (Восьмисот пятидесяти восьми тысяч) рублей</w:t>
       </w:r>
       <w:r>
         <w:t xml:space="preserve">, в т.ч. НДС </w:t>
@@ -1826,7 +1862,7 @@
         <w:t xml:space="preserve">12.250. Контрольная величина: </w:t>
       </w:r>
       <w:r>
-        <w:t xml:space="preserve">41 600 000,5 (Сорок один миллион шестьсот тысяч) руб.</w:t>
+        <w:t xml:space="preserve">8 830 000,4 (Восемь миллионов восемьсот тридцать тысяч) руб.</w:t>
       </w:r>
       <w:r>
         <w:t xml:space="preserve">, </w:t>
@@ -2088,7 +2124,7 @@
         <w:t xml:space="preserve">12.300. Контрольная величина: </w:t>
       </w:r>
       <w:r>
-        <w:t xml:space="preserve">Семь миллионов двести тридцать тысяч два рубля 00 копеек</w:t>
+        <w:t xml:space="preserve">Три миллиона двести тридцать тысяч два рубля 00 копеек</w:t>
       </w:r>
       <w:r>
         <w:t xml:space="preserve">, включая НДС </w:t>
@@ -2100,7 +2136,7 @@
         <w:t xml:space="preserve"> в размере </w:t>
       </w:r>
       <w:r>
-        <w:t xml:space="preserve">50 900 000 (пятьдесят миллионов девятьсот тысяч) рублей 00 копеек</w:t>
+        <w:t xml:space="preserve">560 000 (пятьсот шестьдесят тысяч) рублей 50 копеек</w:t>
       </w:r>
       <w:r>
         <w:t xml:space="preserve">.</w:t>
@@ -2356,7 +2392,7 @@
         <w:t xml:space="preserve">12.350. Контрольная величина: </w:t>
       </w:r>
       <w:r>
-        <w:t xml:space="preserve">81300000 руб. 0 коп.</w:t>
+        <w:t xml:space="preserve">475000 руб. 0 коп.</w:t>
       </w:r>
       <w:r>
         <w:t xml:space="preserve">, в том числе НДС</w:t>
@@ -2871,7 +2907,7 @@
         <w:t xml:space="preserve">12.450. Контрольная величина: </w:t>
       </w:r>
       <w:r>
-        <w:t xml:space="preserve">858 000 (восемьсот пятьдесят восемь тысяч) рублей 00 копеек</w:t>
+        <w:t xml:space="preserve">55 200 000 (пятьдесят пять миллионов двести тысяч) рублей 00 копеек</w:t>
       </w:r>
       <w:r>
         <w:t xml:space="preserve">, НДС не облагается</w:t>
@@ -3130,7 +3166,7 @@
         <w:t xml:space="preserve">12.500. Контрольная величина: </w:t>
       </w:r>
       <w:r>
-        <w:t xml:space="preserve">не менее 2970000,7 (Двух миллионов девятисот семидесяти тысяч) рублей</w:t>
+        <w:t xml:space="preserve">не менее 41100000,0 (Сорока одного миллиона ста тысяч) рублей</w:t>
       </w:r>
       <w:r>
         <w:t xml:space="preserve">.</w:t>
@@ -3386,7 +3422,7 @@
         <w:t xml:space="preserve">12.550. Контрольная величина: </w:t>
       </w:r>
       <w:r>
-        <w:t xml:space="preserve">Двадцать четыре миллиона сто тысяч два рубля 00 копеек</w:t>
+        <w:t xml:space="preserve">Девятьсот девяносто две тысячи два рубля 00 копеек</w:t>
       </w:r>
       <w:r>
         <w:t xml:space="preserve">, НДС не облагается</w:t>
@@ -3645,7 +3681,7 @@
         <w:t xml:space="preserve">12.600. Контрольная величина: </w:t>
       </w:r>
       <w:r>
-        <w:t xml:space="preserve">6 490 000,16 руб.</w:t>
+        <w:t xml:space="preserve">59 000,09 руб.</w:t>
       </w:r>
       <w:r>
         <w:t xml:space="preserve">, в т.ч. НДС </w:t>
@@ -3907,7 +3943,7 @@
         <w:t xml:space="preserve">12.650. Контрольная величина: </w:t>
       </w:r>
       <w:r>
-        <w:t xml:space="preserve">3 300 000 (три миллиона триста тысяч) ₽</w:t>
+        <w:t xml:space="preserve">648 000 (шестьсот сорок восемь тысяч) ₽</w:t>
       </w:r>
       <w:r>
         <w:t xml:space="preserve">, НДС не облагается, т.к. применяется УСН</w:t>
@@ -4166,7 +4202,7 @@
         <w:t xml:space="preserve">12.700. Контрольная величина: </w:t>
       </w:r>
       <w:r>
-        <w:t xml:space="preserve">6670000 (Шесть миллионов шестьсот семьдесят тысяч) рублей 0 коп.</w:t>
+        <w:t xml:space="preserve">454000 (Четыреста пятьдесят четыре тысячи) рублей 5 коп.</w:t>
       </w:r>
       <w:r>
         <w:t xml:space="preserve">.</w:t>
@@ -4678,7 +4714,7 @@
         <w:t xml:space="preserve">12.800. Контрольная величина: </w:t>
       </w:r>
       <w:r>
-        <w:t xml:space="preserve">Девяносто один миллион триста тысяч рублей 00 копеек</w:t>
+        <w:t xml:space="preserve">Тридцать пять миллионов двести тысяч рублей 00 копеек</w:t>
       </w:r>
       <w:r>
         <w:t xml:space="preserve">, в том числе НДС</w:t>
@@ -4937,7 +4973,7 @@
         <w:t xml:space="preserve">12.850. Контрольная величина: </w:t>
       </w:r>
       <w:r>
-        <w:t xml:space="preserve">992000 (Девятьсот девяносто две тысячи) руб.</w:t>
+        <w:t xml:space="preserve">696000 (Шестьсот девяносто шесть тысяч) руб.</w:t>
       </w:r>
       <w:r>
         <w:t xml:space="preserve">, включая НДС </w:t>
@@ -4949,7 +4985,7 @@
         <w:t xml:space="preserve"> в размере </w:t>
       </w:r>
       <w:r>
-        <w:t xml:space="preserve">424 000,1 (четыреста двадцать четыре тысячи) рублей</w:t>
+        <w:t xml:space="preserve">875 000,5 (восемьсот семьдесят пять тысяч) рублей</w:t>
       </w:r>
       <w:r>
         <w:t xml:space="preserve">.</w:t>
@@ -5205,7 +5241,7 @@
         <w:t xml:space="preserve">12.900. Контрольная величина: </w:t>
       </w:r>
       <w:r>
-        <w:t xml:space="preserve">8900000 рублей 0 коп.</w:t>
+        <w:t xml:space="preserve">6390000 рублей 5 коп.</w:t>
       </w:r>
       <w:r>
         <w:t xml:space="preserve">.</w:t>
@@ -5717,7 +5753,7 @@
         <w:t xml:space="preserve">12.1000. Контрольная величина: </w:t>
       </w:r>
       <w:r>
-        <w:t xml:space="preserve">454 000,5 (четыреста пятьдесят четыре тысячи) рублей</w:t>
+        <w:t xml:space="preserve">52 000,2 (пятьдесят две тысячи) рублей</w:t>
       </w:r>
       <w:r>
         <w:t xml:space="preserve">, </w:t>
@@ -5979,7 +6015,7 @@
         <w:t xml:space="preserve">12.1050. Контрольная величина: </w:t>
       </w:r>
       <w:r>
-        <w:t xml:space="preserve">91 500 000 руб. 0 коп.</w:t>
+        <w:t xml:space="preserve">164 000 руб. 0 коп.</w:t>
       </w:r>
       <w:r>
         <w:t xml:space="preserve">, включая НДС </w:t>
@@ -5991,7 +6027,7 @@
         <w:t xml:space="preserve"> в размере </w:t>
       </w:r>
       <w:r>
-        <w:t xml:space="preserve">не менее 696 000 (Шестисот девяноста шести тысяч) рублей 00 копеек</w:t>
+        <w:t xml:space="preserve">не менее 66 300 000 (Шестидесяти шести миллионов трёхсот тысяч) рублей 00 копеек</w:t>
       </w:r>
       <w:r>
         <w:t xml:space="preserve">.</w:t>
@@ -6247,7 +6283,7 @@
         <w:t xml:space="preserve">12.1100. Контрольная величина: </w:t>
       </w:r>
       <w:r>
-        <w:t xml:space="preserve">37800002 (Тридцать семь миллионов восемьсот тысяч два) рубля</w:t>
+        <w:t xml:space="preserve">362002 (Триста шестьдесят две тысячи два) рубля</w:t>
       </w:r>
       <w:r>
         <w:t xml:space="preserve">, НДС не облагается</w:t>
@@ -6506,7 +6542,7 @@
         <w:t xml:space="preserve">12.1150. Контрольная величина: </w:t>
       </w:r>
       <w:r>
-        <w:t xml:space="preserve">8 780 000,79 (восемь миллионов семьсот восемьдесят тысяч) рублей</w:t>
+        <w:t xml:space="preserve">79 900 000,00 (семьдесят девять миллионов девятьсот тысяч) рублей</w:t>
       </w:r>
       <w:r>
         <w:t xml:space="preserve">, в т.ч. НДС </w:t>
@@ -7024,7 +7060,7 @@
         <w:t xml:space="preserve">12.1250. Контрольная величина: </w:t>
       </w:r>
       <w:r>
-        <w:t xml:space="preserve">Пятьдесят две тысячи два рубля 0 коп.</w:t>
+        <w:t xml:space="preserve">Три миллиона семьсот тридцать тысяч два рубля 0 коп.</w:t>
       </w:r>
       <w:r>
         <w:t xml:space="preserve">, включая НДС </w:t>
@@ -7036,7 +7072,7 @@
         <w:t xml:space="preserve"> в размере </w:t>
       </w:r>
       <w:r>
-        <w:t xml:space="preserve">164002 (сто шестьдесят четыре тысячи два) рубля</w:t>
+        <w:t xml:space="preserve">6600002 (шесть миллионов шестьсот тысяч два) рубля</w:t>
       </w:r>
       <w:r>
         <w:t xml:space="preserve">.</w:t>
@@ -7292,7 +7328,7 @@
         <w:t xml:space="preserve">12.1300. Контрольная величина: </w:t>
       </w:r>
       <w:r>
-        <w:t xml:space="preserve">Девятьсот восемьдесят девять тысяч рублей 5 коп.</w:t>
+        <w:t xml:space="preserve">Шестьдесят тысяч рублей 5 коп.</w:t>
       </w:r>
       <w:r>
         <w:t xml:space="preserve">.</w:t>
@@ -7548,7 +7584,7 @@
         <w:t xml:space="preserve">12.1350. Контрольная величина: </w:t>
       </w:r>
       <w:r>
-        <w:t xml:space="preserve">не более 589 000,44 (Пятисот восьмидесяти девяти тысяч) RUB</w:t>
+        <w:t xml:space="preserve">не более 94 200 000,94 (Девяноста четырёх миллионов двухсот тысяч) RUB</w:t>
       </w:r>
       <w:r>
         <w:t xml:space="preserve">, </w:t>
@@ -7810,7 +7846,7 @@
         <w:t xml:space="preserve">12.1400. Контрольная величина: </w:t>
       </w:r>
       <w:r>
-        <w:t xml:space="preserve">1600002 (один миллион шестьсот тысяч два) рубля</w:t>
+        <w:t xml:space="preserve">69900002 (шестьдесят девять миллионов девятьсот тысяч два) рубля</w:t>
       </w:r>
       <w:r>
         <w:t xml:space="preserve">, в т.ч. НДС </w:t>
@@ -8072,7 +8108,7 @@
         <w:t xml:space="preserve">12.1450. Контрольная величина: </w:t>
       </w:r>
       <w:r>
-        <w:t xml:space="preserve">100 000 (Сто тысяч) рублей 00 копеек</w:t>
+        <w:t xml:space="preserve">2 670 000 (Два миллиона шестьсот семьдесят тысяч) рублей 00 копеек</w:t>
       </w:r>
       <w:r>
         <w:t xml:space="preserve">, в том числе НДС</w:t>
@@ -8587,7 +8623,7 @@
         <w:t xml:space="preserve">12.1550. Контрольная величина: </w:t>
       </w:r>
       <w:r>
-        <w:t xml:space="preserve">Сто двадцать тысяч два рубля 5 коп.</w:t>
+        <w:t xml:space="preserve">Восемьсот шестьдесят восемь тысяч два рубля 0 коп.</w:t>
       </w:r>
       <w:r>
         <w:t xml:space="preserve">, НДС не облагается, т.к. применяется УСН</w:t>
@@ -8846,7 +8882,7 @@
         <w:t xml:space="preserve">12.1600. Контрольная величина: </w:t>
       </w:r>
       <w:r>
-        <w:t xml:space="preserve">60 000 (Шестьдесят тысяч) рублей 50 копеек</w:t>
+        <w:t xml:space="preserve">85 600 000 (Восемьдесят пять миллионов шестьсот тысяч) рублей 50 копеек</w:t>
       </w:r>
       <w:r>
         <w:t xml:space="preserve">, в том числе НДС</w:t>
@@ -9105,7 +9141,7 @@
         <w:t xml:space="preserve">12.1650. Контрольная величина: </w:t>
       </w:r>
       <w:r>
-        <w:t xml:space="preserve">94200000 (девяносто четыре миллиона двести тысяч) рублей 5 коп.</w:t>
+        <w:t xml:space="preserve">259000 (двести пятьдесят девять тысяч) рублей 0 коп.</w:t>
       </w:r>
       <w:r>
         <w:t xml:space="preserve">, </w:t>
@@ -9367,7 +9403,7 @@
         <w:t xml:space="preserve">12.1700. Контрольная величина: </w:t>
       </w:r>
       <w:r>
-        <w:t xml:space="preserve">69 900 000 ₽</w:t>
+        <w:t xml:space="preserve">367 000 ₽</w:t>
       </w:r>
       <w:r>
         <w:t xml:space="preserve">, НДС не облагается, т.к. применяется УСН</w:t>
@@ -9882,7 +9918,7 @@
         <w:t xml:space="preserve">12.1800. Контрольная величина: </w:t>
       </w:r>
       <w:r>
-        <w:t xml:space="preserve">2670002,0 рубля</w:t>
+        <w:t xml:space="preserve">4830002,0 рубля</w:t>
       </w:r>
       <w:r>
         <w:t xml:space="preserve">, включая НДС </w:t>
@@ -9894,7 +9930,7 @@
         <w:t xml:space="preserve"> в размере </w:t>
       </w:r>
       <w:r>
-        <w:t xml:space="preserve">868000 (восемьсот шестьдесят восемь тысяч) руб. 0 коп.</w:t>
+        <w:t xml:space="preserve">965000 (девятьсот шестьдесят пять тысяч) руб. 0 коп.</w:t>
       </w:r>
       <w:r>
         <w:t xml:space="preserve">.</w:t>
@@ -10150,7 +10186,7 @@
         <w:t xml:space="preserve">12.1850. Контрольная величина: </w:t>
       </w:r>
       <w:r>
-        <w:t xml:space="preserve">Восемьдесят пять миллионов шестьсот тысяч рублей 50 копеек</w:t>
+        <w:t xml:space="preserve">Два миллиона семьсот девяносто тысяч рублей 50 копеек</w:t>
       </w:r>
       <w:r>
         <w:t xml:space="preserve">, НДС не облагается</w:t>
@@ -10409,7 +10445,7 @@
         <w:t xml:space="preserve">12.1900. Контрольная величина: </w:t>
       </w:r>
       <w:r>
-        <w:t xml:space="preserve">не менее 259 000 (Двухсот пятидесяти девяти тысяч) ₽</w:t>
+        <w:t xml:space="preserve">не менее 4 400 000 (Четырёх миллионов четырёхсот тысяч) ₽</w:t>
       </w:r>
       <w:r>
         <w:t xml:space="preserve">, в т.ч. НДС </w:t>
@@ -10671,7 +10707,7 @@
         <w:t xml:space="preserve">12.1950. Контрольная величина: </w:t>
       </w:r>
       <w:r>
-        <w:t xml:space="preserve">210000 (двести десять тысяч) руб. 0 коп.</w:t>
+        <w:t xml:space="preserve">10600000 (десять миллионов шестьсот тысяч) руб. 0 коп.</w:t>
       </w:r>
       <w:r>
         <w:t xml:space="preserve">, в том числе НДС</w:t>
@@ -11186,7 +11222,7 @@
         <w:t xml:space="preserve">12.2050. Контрольная величина: </w:t>
       </w:r>
       <w:r>
-        <w:t xml:space="preserve">4 830 000,0 ₽</w:t>
+        <w:t xml:space="preserve">6 150 000,3 ₽</w:t>
       </w:r>
       <w:r>
         <w:t xml:space="preserve">, включая НДС </w:t>
@@ -11198,7 +11234,7 @@
         <w:t xml:space="preserve"> в размере </w:t>
       </w:r>
       <w:r>
-        <w:t xml:space="preserve">965 002 (Девятьсот шестьдесят пять тысяч два) рубля 0 коп.</w:t>
+        <w:t xml:space="preserve">3 260 002 (Три миллиона двести шестьдесят тысяч два) рубля 0 коп.</w:t>
       </w:r>
       <w:r>
         <w:t xml:space="preserve">.</w:t>
@@ -11454,7 +11490,7 @@
         <w:t xml:space="preserve">12.2100. Контрольная величина: </w:t>
       </w:r>
       <w:r>
-        <w:t xml:space="preserve">не менее 2 790 000 (Двух миллионов семисот девяноста тысяч) рублей</w:t>
+        <w:t xml:space="preserve">не менее 294 000 (Двухсот девяноста четырёх тысяч) рублей</w:t>
       </w:r>
       <w:r>
         <w:t xml:space="preserve">, </w:t>
@@ -11514,7 +11550,7 @@
               <w:t xml:space="preserve">Юридический адрес: </w:t>
             </w:r>
             <w:r>
-              <w:t xml:space="preserve">141300, г. Сергиев Посад, бул. Тверская, д. 51, кв. 25</w:t>
+              <w:t xml:space="preserve">620014, г. Екатеринбург, бул. Гагарина, д. 71, кв. 90</w:t>
             </w:r>
           </w:p>
           <w:p>
@@ -11569,7 +11605,7 @@
               <w:t xml:space="preserve">Тел.: </w:t>
             </w:r>
             <w:r>
-              <w:t xml:space="preserve">+7 (495) 705-58-93</w:t>
+              <w:t xml:space="preserve">+7 (812) 601-75-56</w:t>
             </w:r>
           </w:p>
           <w:p>
@@ -11577,7 +11613,7 @@
               <w:t xml:space="preserve">E-mail: </w:t>
             </w:r>
             <w:r>
-              <w:t xml:space="preserve">titova@gmail.com</w:t>
+              <w:t xml:space="preserve">titova@yandex.ru</w:t>
             </w:r>
           </w:p>
           <w:p/>
@@ -11615,7 +11651,7 @@
               <w:t xml:space="preserve">Адрес регистрации: </w:t>
             </w:r>
             <w:r>
-              <w:t xml:space="preserve">141400, г. Химки, просп. Космонавтов, д. 36, кв. 25</w:t>
+              <w:t xml:space="preserve">143000, г. Одинцово, наб. Кутузовский, д. 68, кв. 59</w:t>
             </w:r>
           </w:p>
           <w:p>
@@ -11654,7 +11690,7 @@
               <w:t xml:space="preserve">Тел.: </w:t>
             </w:r>
             <w:r>
-              <w:t xml:space="preserve">+7 (843) 280-65-80</w:t>
+              <w:t xml:space="preserve">+7 (846) 139-20-63</w:t>
             </w:r>
           </w:p>
           <w:p>
@@ -11662,7 +11698,7 @@
               <w:t xml:space="preserve">E-mail: </w:t>
             </w:r>
             <w:r>
-              <w:t xml:space="preserve">makarov@list.ru</w:t>
+              <w:t xml:space="preserve">makarov@bk.ru</w:t>
             </w:r>
           </w:p>
           <w:p/>

--- a/tests/corpus_v2/docs/cx_works_0022.docx
+++ b/tests/corpus_v2/docs/cx_works_0022.docx
@@ -301,6 +301,159 @@
         <w:t xml:space="preserve">.</w:t>
       </w:r>
     </w:p>
+    <w:p>
+      <w:r>
+        <w:t xml:space="preserve">2.5. </w:t>
+      </w:r>
+      <w:r>
+        <w:t xml:space="preserve">Товар маркирован штрихкодом </w:t>
+      </w:r>
+      <w:r>
+        <w:t xml:space="preserve">4607695732662</w:t>
+      </w:r>
+      <w:r>
+        <w:t xml:space="preserve">. Код контрагента по ОКПО — </w:t>
+      </w:r>
+      <w:r>
+        <w:t xml:space="preserve">0063874771</w:t>
+      </w:r>
+      <w:r>
+        <w:t xml:space="preserve">. Оборудование учтено под инвентарным номером </w:t>
+      </w:r>
+      <w:r>
+        <w:t xml:space="preserve">044720495</w:t>
+      </w:r>
+      <w:r>
+        <w:t xml:space="preserve">, складской позиции присвоен номер </w:t>
+      </w:r>
+      <w:r>
+        <w:t xml:space="preserve">390470382</w:t>
+      </w:r>
+      <w:r>
+        <w:t xml:space="preserve">.</w:t>
+      </w:r>
+    </w:p>
+    <w:p>
+      <w:r>
+        <w:t xml:space="preserve">2.6. </w:t>
+      </w:r>
+      <w:r>
+        <w:t xml:space="preserve">Оплата по счёту-фактуре на КБК </w:t>
+      </w:r>
+      <w:r>
+        <w:t xml:space="preserve">18210101011011000133</w:t>
+      </w:r>
+      <w:r>
+        <w:t xml:space="preserve">. ИНН не присвоен, регистрационный № </w:t>
+      </w:r>
+      <w:r>
+        <w:t xml:space="preserve">4497218531</w:t>
+      </w:r>
+      <w:r>
+        <w:t xml:space="preserve">. ИНН не присвоен, платёжный документ № </w:t>
+      </w:r>
+      <w:r>
+        <w:t xml:space="preserve">777568768208</w:t>
+      </w:r>
+      <w:r>
+        <w:t xml:space="preserve">. Заказчик действует в лице </w:t>
+      </w:r>
+      <w:r>
+        <w:t xml:space="preserve">уполномоченного представителя</w:t>
+      </w:r>
+      <w:r>
+        <w:t xml:space="preserve">, назначаемого приказом.</w:t>
+      </w:r>
+    </w:p>
+    <w:p>
+      <w:r>
+        <w:t xml:space="preserve">2.7. </w:t>
+      </w:r>
+      <w:r>
+        <w:t xml:space="preserve">Массовая доля влаги в товаре — </w:t>
+      </w:r>
+      <w:r>
+        <w:t xml:space="preserve">не более 11 %</w:t>
+      </w:r>
+      <w:r>
+        <w:t xml:space="preserve">. Товар подлежит хранению </w:t>
+      </w:r>
+      <w:r>
+        <w:t xml:space="preserve">в течение 48 часов</w:t>
+      </w:r>
+      <w:r>
+        <w:t xml:space="preserve"> при температуре не выше +4 °C. Срок исковой давности по требованиям, вытекающим из Договора, составляет </w:t>
+      </w:r>
+      <w:r>
+        <w:t xml:space="preserve">в течение трёх лет</w:t>
+      </w:r>
+      <w:r>
+        <w:t xml:space="preserve">, как установлено статьёй 196 Гражданского кодекса Российской Федерации. Обработка данных ведётся согласно Федеральному закону от 27.07.2006 № 152-ФЗ </w:t>
+      </w:r>
+      <w:r>
+        <w:t xml:space="preserve">«О персональных данных»</w:t>
+      </w:r>
+      <w:r>
+        <w:t xml:space="preserve">. Товар поставляется под маркой </w:t>
+      </w:r>
+      <w:r>
+        <w:t xml:space="preserve">«Стандарт»</w:t>
+      </w:r>
+      <w:r>
+        <w:t xml:space="preserve">. Влажность определяется </w:t>
+      </w:r>
+      <w:r>
+        <w:t xml:space="preserve">по методу Кьельдаля</w:t>
+      </w:r>
+      <w:r>
+        <w:t xml:space="preserve">. Споры передаются на рассмотрение в Арбитражный суд </w:t>
+      </w:r>
+      <w:r>
+        <w:t xml:space="preserve">города Москвы</w:t>
+      </w:r>
+      <w:r>
+        <w:t xml:space="preserve">.</w:t>
+      </w:r>
+    </w:p>
+    <w:tbl>
+      <w:tblPr>
+        <w:tblW w:w="9360" w:type="dxa"/>
+        <w:tblBorders>
+          <w:top w:val="single" w:sz="4" w:color="auto"/>
+          <w:left w:val="single" w:sz="4" w:color="auto"/>
+          <w:bottom w:val="single" w:sz="4" w:color="auto"/>
+          <w:right w:val="single" w:sz="4" w:color="auto"/>
+          <w:insideH w:val="single" w:sz="4" w:color="auto"/>
+          <w:insideV w:val="single" w:sz="4" w:color="auto"/>
+        </w:tblBorders>
+      </w:tblPr>
+      <w:tblGrid>
+        <w:gridCol w:w="4680"/>
+        <w:gridCol w:w="4680"/>
+      </w:tblGrid>
+      <w:tr>
+        <w:tc>
+          <w:tcPr>
+            <w:tcW w:w="4680" w:type="dxa"/>
+          </w:tcPr>
+          <w:p>
+            <w:r>
+              <w:t xml:space="preserve">8</w:t>
+            </w:r>
+          </w:p>
+        </w:tc>
+        <w:tc>
+          <w:tcPr>
+            <w:tcW w:w="4680" w:type="dxa"/>
+          </w:tcPr>
+          <w:p>
+            <w:r>
+              <w:t xml:space="preserve">3537636576</w:t>
+            </w:r>
+          </w:p>
+        </w:tc>
+      </w:tr>
+    </w:tbl>
     <w:p/>
     <w:p>
       <w:r>
@@ -315,7 +468,7 @@
         <w:t xml:space="preserve">3.1. Место исполнения обязательств: </w:t>
       </w:r>
       <w:r>
-        <w:t xml:space="preserve">143400, г. Красногорск, ул. Заречная, д. 28, кв. 73</w:t>
+        <w:t xml:space="preserve">190000, г. Санкт-Петербург, наб. Мира, д. 29, кв. 136</w:t>
       </w:r>
       <w:r>
         <w:t xml:space="preserve">.</w:t>
@@ -332,7 +485,7 @@
         <w:t xml:space="preserve"> по телефону </w:t>
       </w:r>
       <w:r>
-        <w:t xml:space="preserve">+7 (812) 881-33-88</w:t>
+        <w:t xml:space="preserve">+7 (843) 518-57-71</w:t>
       </w:r>
       <w:r>
         <w:t xml:space="preserve">.</w:t>
@@ -386,7 +539,7 @@
         <w:t xml:space="preserve">, но не более </w:t>
       </w:r>
       <w:r>
-        <w:t xml:space="preserve">10 (десять) процентов от цены Договора</w:t>
+        <w:t xml:space="preserve">15 (пятнадцать) процентов от цены Договора</w:t>
       </w:r>
       <w:r>
         <w:t xml:space="preserve">.</w:t>
@@ -408,7 +561,7 @@
         <w:t xml:space="preserve">Сторона, для которой создалась невозможность исполнения, обязана уведомить другую Сторону. Срок уведомления — </w:t>
       </w:r>
       <w:r>
-        <w:t xml:space="preserve">в течение 3 (Трёх) банковских дней</w:t>
+        <w:t xml:space="preserve">в течение 14 (Четырнадцати) банковских дней</w:t>
       </w:r>
       <w:r>
         <w:t xml:space="preserve">.</w:t>
@@ -422,7 +575,7 @@
         <w:t xml:space="preserve">Все споры и разногласия решаются путём переговоров. Претензионный порядок обязателен, срок ответа на претензию — </w:t>
       </w:r>
       <w:r>
-        <w:t xml:space="preserve">в течение шести месяцев с даты подписания Сторонами акта сдачи-приемки оказанных услуг</w:t>
+        <w:t xml:space="preserve">в течение двадцати четырех месяцев с даты подписания Сторонами акта сдачи-приемки оказанных услуг</w:t>
       </w:r>
       <w:r>
         <w:t xml:space="preserve">.</w:t>
@@ -447,10 +600,10 @@
         <w:rPr>
           <w:b/>
         </w:rPr>
-        <w:t xml:space="preserve">1/1</w:t>
-      </w:r>
-      <w:r>
-        <w:t xml:space="preserve">50 ключевой ставки ЦБ РФ за каждый день просрочки</w:t>
+        <w:t xml:space="preserve">1</w:t>
+      </w:r>
+      <w:r>
+        <w:t xml:space="preserve">8% от цены Договора</w:t>
       </w:r>
       <w:r>
         <w:t xml:space="preserve">.</w:t>
@@ -464,7 +617,7 @@
         <w:rPr>
           <w:b/>
         </w:rPr>
-        <w:t xml:space="preserve">в течение 6</w:t>
+        <w:t xml:space="preserve">в течение 3</w:t>
       </w:r>
       <w:r>
         <w:t xml:space="preserve">0 банковских дней с момента выставления счета</w:t>
@@ -481,10 +634,10 @@
         <w:rPr>
           <w:b/>
         </w:rPr>
-        <w:t xml:space="preserve">7/2</w:t>
-      </w:r>
-      <w:r>
-        <w:t xml:space="preserve">3</w:t>
+        <w:t xml:space="preserve">6/1</w:t>
+      </w:r>
+      <w:r>
+        <w:t xml:space="preserve">8</w:t>
       </w:r>
       <w:r>
         <w:t xml:space="preserve">.</w:t>
@@ -495,7 +648,7 @@
         <w:t xml:space="preserve">9.4. Контрольная запись: </w:t>
       </w:r>
       <w:r>
-        <w:t xml:space="preserve">3 870 000 (Три миллиона вос​емьсот семь​десят тысяч) руб. 0 коп.</w:t>
+        <w:t xml:space="preserve">4  860 000 (Четыре миллиона восемьсот шестьдесят тысяч) ру‍б. 5 коп.</w:t>
       </w:r>
       <w:r>
         <w:t xml:space="preserve">.</w:t>
@@ -517,7 +670,7 @@
       </w:r>
       <w:ins w:id="1" w:author="Юрист" w:date="2024-01-01T00:00:00Z">
         <w:r>
-          <w:t xml:space="preserve">9990000 (девять миллионов девятьсот девяносто тысяч) рублей 50 копеек</w:t>
+          <w:t xml:space="preserve">2970000 (два миллиона девятьсот семьдесят тысяч) рублей 00 копеек</w:t>
         </w:r>
       </w:ins>
       <w:ins w:id="2" w:author="Юрист" w:date="2024-01-01T00:00:00Z">
@@ -547,7 +700,7 @@
         </w:sdtPr>
         <w:sdtContent>
           <w:r>
-            <w:t xml:space="preserve">не позднее 13.12.2026</w:t>
+            <w:t xml:space="preserve">не позднее 08.09.2025</w:t>
           </w:r>
         </w:sdtContent>
       </w:sdt>
@@ -814,7 +967,7 @@
         <w:t xml:space="preserve">12.50. Контрольная величина: </w:t>
       </w:r>
       <w:r>
-        <w:t xml:space="preserve">7 230 000,59 ₽</w:t>
+        <w:t xml:space="preserve">6 490 000,16 ₽</w:t>
       </w:r>
       <w:r>
         <w:t xml:space="preserve">, в т.ч. НДС </w:t>
@@ -1076,7 +1229,7 @@
         <w:t xml:space="preserve">12.100. Контрольная величина: </w:t>
       </w:r>
       <w:r>
-        <w:t xml:space="preserve">Пятьдесят миллионов девятьсот тысяч рублей 00 копеек</w:t>
+        <w:t xml:space="preserve">Три миллиона триста тысяч рублей 50 копеек</w:t>
       </w:r>
       <w:r>
         <w:t xml:space="preserve">, включая НДС </w:t>
@@ -1088,7 +1241,7 @@
         <w:t xml:space="preserve"> в размере </w:t>
       </w:r>
       <w:r>
-        <w:t xml:space="preserve">81 300 000,7 (Восемьдесят один миллион триста тысяч) руб.</w:t>
+        <w:t xml:space="preserve">2 870 000,0 (Два миллиона восемьсот семьдесят тысяч) руб.</w:t>
       </w:r>
       <w:r>
         <w:t xml:space="preserve">.</w:t>
@@ -1600,7 +1753,7 @@
         <w:t xml:space="preserve">12.200. Контрольная величина: </w:t>
       </w:r>
       <w:r>
-        <w:t xml:space="preserve">не менее 858 000 (Восьмисот пятидесяти восьми тысяч) рублей</w:t>
+        <w:t xml:space="preserve">не менее 992 000 (Девятисот девяноста двух тысяч) рублей</w:t>
       </w:r>
       <w:r>
         <w:t xml:space="preserve">, в т.ч. НДС </w:t>
@@ -1862,7 +2015,7 @@
         <w:t xml:space="preserve">12.250. Контрольная величина: </w:t>
       </w:r>
       <w:r>
-        <w:t xml:space="preserve">8 830 000,4 (Восемь миллионов восемьсот тридцать тысяч) руб.</w:t>
+        <w:t xml:space="preserve">424 000,1 (Четыреста двадцать четыре тысячи) руб.</w:t>
       </w:r>
       <w:r>
         <w:t xml:space="preserve">, </w:t>
@@ -2124,7 +2277,7 @@
         <w:t xml:space="preserve">12.300. Контрольная величина: </w:t>
       </w:r>
       <w:r>
-        <w:t xml:space="preserve">Три миллиона двести тридцать тысяч два рубля 00 копеек</w:t>
+        <w:t xml:space="preserve">Восемь миллионов девятьсот тысяч два рубля 00 копеек</w:t>
       </w:r>
       <w:r>
         <w:t xml:space="preserve">, включая НДС </w:t>
@@ -2136,7 +2289,7 @@
         <w:t xml:space="preserve"> в размере </w:t>
       </w:r>
       <w:r>
-        <w:t xml:space="preserve">560 000 (пятьсот шестьдесят тысяч) рублей 50 копеек</w:t>
+        <w:t xml:space="preserve">454 000 (четыреста пятьдесят четыре тысячи) рублей 50 копеек</w:t>
       </w:r>
       <w:r>
         <w:t xml:space="preserve">.</w:t>
@@ -2392,7 +2545,7 @@
         <w:t xml:space="preserve">12.350. Контрольная величина: </w:t>
       </w:r>
       <w:r>
-        <w:t xml:space="preserve">475000 руб. 0 коп.</w:t>
+        <w:t xml:space="preserve">35200000 руб. 0 коп.</w:t>
       </w:r>
       <w:r>
         <w:t xml:space="preserve">, в том числе НДС</w:t>
@@ -2907,7 +3060,7 @@
         <w:t xml:space="preserve">12.450. Контрольная величина: </w:t>
       </w:r>
       <w:r>
-        <w:t xml:space="preserve">55 200 000 (пятьдесят пять миллионов двести тысяч) рублей 00 копеек</w:t>
+        <w:t xml:space="preserve">696 000 (шестьсот девяносто шесть тысяч) рублей 00 копеек</w:t>
       </w:r>
       <w:r>
         <w:t xml:space="preserve">, НДС не облагается</w:t>
@@ -3166,7 +3319,7 @@
         <w:t xml:space="preserve">12.500. Контрольная величина: </w:t>
       </w:r>
       <w:r>
-        <w:t xml:space="preserve">не менее 41100000,0 (Сорока одного миллиона ста тысяч) рублей</w:t>
+        <w:t xml:space="preserve">не менее 37800000,5 (Тридцати семи миллионов восьмисот тысяч) рублей</w:t>
       </w:r>
       <w:r>
         <w:t xml:space="preserve">.</w:t>
@@ -3422,7 +3575,7 @@
         <w:t xml:space="preserve">12.550. Контрольная величина: </w:t>
       </w:r>
       <w:r>
-        <w:t xml:space="preserve">Девятьсот девяносто две тысячи два рубля 00 копеек</w:t>
+        <w:t xml:space="preserve">Шестьсот сорок восемь тысяч два рубля 00 копеек</w:t>
       </w:r>
       <w:r>
         <w:t xml:space="preserve">, НДС не облагается</w:t>
@@ -3681,7 +3834,7 @@
         <w:t xml:space="preserve">12.600. Контрольная величина: </w:t>
       </w:r>
       <w:r>
-        <w:t xml:space="preserve">59 000,09 руб.</w:t>
+        <w:t xml:space="preserve">182 000,97 руб.</w:t>
       </w:r>
       <w:r>
         <w:t xml:space="preserve">, в т.ч. НДС </w:t>
@@ -3943,7 +4096,7 @@
         <w:t xml:space="preserve">12.650. Контрольная величина: </w:t>
       </w:r>
       <w:r>
-        <w:t xml:space="preserve">648 000 (шестьсот сорок восемь тысяч) ₽</w:t>
+        <w:t xml:space="preserve">46 000 (сорок шесть тысяч) ₽</w:t>
       </w:r>
       <w:r>
         <w:t xml:space="preserve">, НДС не облагается, т.к. применяется УСН</w:t>
@@ -4202,7 +4355,7 @@
         <w:t xml:space="preserve">12.700. Контрольная величина: </w:t>
       </w:r>
       <w:r>
-        <w:t xml:space="preserve">454000 (Четыреста пятьдесят четыре тысячи) рублей 5 коп.</w:t>
+        <w:t xml:space="preserve">66300000 (Шестьдесят шесть миллионов триста тысяч) рублей 0 коп.</w:t>
       </w:r>
       <w:r>
         <w:t xml:space="preserve">.</w:t>
@@ -4714,7 +4867,7 @@
         <w:t xml:space="preserve">12.800. Контрольная величина: </w:t>
       </w:r>
       <w:r>
-        <w:t xml:space="preserve">Тридцать пять миллионов двести тысяч рублей 00 копеек</w:t>
+        <w:t xml:space="preserve">Триста шестьдесят две тысячи рублей 50 копеек</w:t>
       </w:r>
       <w:r>
         <w:t xml:space="preserve">, в том числе НДС</w:t>
@@ -4973,7 +5126,7 @@
         <w:t xml:space="preserve">12.850. Контрольная величина: </w:t>
       </w:r>
       <w:r>
-        <w:t xml:space="preserve">696000 (Шестьсот девяносто шесть тысяч) руб.</w:t>
+        <w:t xml:space="preserve">100000 (Сто тысяч) руб.</w:t>
       </w:r>
       <w:r>
         <w:t xml:space="preserve">, включая НДС </w:t>
@@ -4985,7 +5138,7 @@
         <w:t xml:space="preserve"> в размере </w:t>
       </w:r>
       <w:r>
-        <w:t xml:space="preserve">875 000,5 (восемьсот семьдесят пять тысяч) рублей</w:t>
+        <w:t xml:space="preserve">274 000,0 (двести семьдесят четыре тысячи) рублей</w:t>
       </w:r>
       <w:r>
         <w:t xml:space="preserve">.</w:t>
@@ -5241,7 +5394,7 @@
         <w:t xml:space="preserve">12.900. Контрольная величина: </w:t>
       </w:r>
       <w:r>
-        <w:t xml:space="preserve">6390000 рублей 5 коп.</w:t>
+        <w:t xml:space="preserve">651000 рублей 0 коп.</w:t>
       </w:r>
       <w:r>
         <w:t xml:space="preserve">.</w:t>
@@ -5753,7 +5906,7 @@
         <w:t xml:space="preserve">12.1000. Контрольная величина: </w:t>
       </w:r>
       <w:r>
-        <w:t xml:space="preserve">52 000,2 (пятьдесят две тысячи) рублей</w:t>
+        <w:t xml:space="preserve">57 500 000,9 (пятьдесят семь миллионов пятьсот тысяч) рублей</w:t>
       </w:r>
       <w:r>
         <w:t xml:space="preserve">, </w:t>
@@ -6015,7 +6168,7 @@
         <w:t xml:space="preserve">12.1050. Контрольная величина: </w:t>
       </w:r>
       <w:r>
-        <w:t xml:space="preserve">164 000 руб. 0 коп.</w:t>
+        <w:t xml:space="preserve">2 670 000 руб. 0 коп.</w:t>
       </w:r>
       <w:r>
         <w:t xml:space="preserve">, включая НДС </w:t>
@@ -6027,7 +6180,7 @@
         <w:t xml:space="preserve"> в размере </w:t>
       </w:r>
       <w:r>
-        <w:t xml:space="preserve">не менее 66 300 000 (Шестидесяти шести миллионов трёхсот тысяч) рублей 00 копеек</w:t>
+        <w:t xml:space="preserve">не менее 868 000 (Восьмисот шестидесяти восьми тысяч) рублей 00 копеек</w:t>
       </w:r>
       <w:r>
         <w:t xml:space="preserve">.</w:t>
@@ -6283,7 +6436,7 @@
         <w:t xml:space="preserve">12.1100. Контрольная величина: </w:t>
       </w:r>
       <w:r>
-        <w:t xml:space="preserve">362002 (Триста шестьдесят две тысячи два) рубля</w:t>
+        <w:t xml:space="preserve">85600002 (Восемьдесят пять миллионов шестьсот тысяч два) рубля</w:t>
       </w:r>
       <w:r>
         <w:t xml:space="preserve">, НДС не облагается</w:t>
@@ -6542,7 +6695,7 @@
         <w:t xml:space="preserve">12.1150. Контрольная величина: </w:t>
       </w:r>
       <w:r>
-        <w:t xml:space="preserve">79 900 000,00 (семьдесят девять миллионов девятьсот тысяч) рублей</w:t>
+        <w:t xml:space="preserve">84 200 000,31 (восемьдесят четыре миллиона двести тысяч) рублей</w:t>
       </w:r>
       <w:r>
         <w:t xml:space="preserve">, в т.ч. НДС </w:t>
@@ -7060,7 +7213,7 @@
         <w:t xml:space="preserve">12.1250. Контрольная величина: </w:t>
       </w:r>
       <w:r>
-        <w:t xml:space="preserve">Три миллиона семьсот тридцать тысяч два рубля 0 коп.</w:t>
+        <w:t xml:space="preserve">Пятьдесят три тысячи два рубля 0 коп.</w:t>
       </w:r>
       <w:r>
         <w:t xml:space="preserve">, включая НДС </w:t>
@@ -7072,7 +7225,7 @@
         <w:t xml:space="preserve"> в размере </w:t>
       </w:r>
       <w:r>
-        <w:t xml:space="preserve">6600002 (шесть миллионов шестьсот тысяч два) рубля</w:t>
+        <w:t xml:space="preserve">310002 (триста десять тысяч два) рубля</w:t>
       </w:r>
       <w:r>
         <w:t xml:space="preserve">.</w:t>
@@ -7328,7 +7481,7 @@
         <w:t xml:space="preserve">12.1300. Контрольная величина: </w:t>
       </w:r>
       <w:r>
-        <w:t xml:space="preserve">Шестьдесят тысяч рублей 5 коп.</w:t>
+        <w:t xml:space="preserve">Тридцать пять миллионов пятьсот тысяч рублей 5 коп.</w:t>
       </w:r>
       <w:r>
         <w:t xml:space="preserve">.</w:t>
@@ -7584,7 +7737,7 @@
         <w:t xml:space="preserve">12.1350. Контрольная величина: </w:t>
       </w:r>
       <w:r>
-        <w:t xml:space="preserve">не более 94 200 000,94 (Девяноста четырёх миллионов двухсот тысяч) RUB</w:t>
+        <w:t xml:space="preserve">не более 96 400 000,87 (Девяноста шести миллионов четырёхсот тысяч) RUB</w:t>
       </w:r>
       <w:r>
         <w:t xml:space="preserve">, </w:t>
@@ -7846,7 +7999,7 @@
         <w:t xml:space="preserve">12.1400. Контрольная величина: </w:t>
       </w:r>
       <w:r>
-        <w:t xml:space="preserve">69900002 (шестьдесят девять миллионов девятьсот тысяч два) рубля</w:t>
+        <w:t xml:space="preserve">60002 (шестьдесят тысяч два) рубля</w:t>
       </w:r>
       <w:r>
         <w:t xml:space="preserve">, в т.ч. НДС </w:t>
@@ -8108,7 +8261,7 @@
         <w:t xml:space="preserve">12.1450. Контрольная величина: </w:t>
       </w:r>
       <w:r>
-        <w:t xml:space="preserve">2 670 000 (Два миллиона шестьсот семьдесят тысяч) рублей 00 копеек</w:t>
+        <w:t xml:space="preserve">9 850 000 (Девять миллионов восемьсот пятьдесят тысяч) рублей 00 копеек</w:t>
       </w:r>
       <w:r>
         <w:t xml:space="preserve">, в том числе НДС</w:t>
@@ -8623,7 +8776,7 @@
         <w:t xml:space="preserve">12.1550. Контрольная величина: </w:t>
       </w:r>
       <w:r>
-        <w:t xml:space="preserve">Восемьсот шестьдесят восемь тысяч два рубля 0 коп.</w:t>
+        <w:t xml:space="preserve">Пятьдесят один миллион четыреста тысяч два рубля 0 коп.</w:t>
       </w:r>
       <w:r>
         <w:t xml:space="preserve">, НДС не облагается, т.к. применяется УСН</w:t>
@@ -8882,7 +9035,7 @@
         <w:t xml:space="preserve">12.1600. Контрольная величина: </w:t>
       </w:r>
       <w:r>
-        <w:t xml:space="preserve">85 600 000 (Восемьдесят пять миллионов шестьсот тысяч) рублей 50 копеек</w:t>
+        <w:t xml:space="preserve">416 000 (Четыреста шестнадцать тысяч) рублей 50 копеек</w:t>
       </w:r>
       <w:r>
         <w:t xml:space="preserve">, в том числе НДС</w:t>
@@ -9141,7 +9294,7 @@
         <w:t xml:space="preserve">12.1650. Контрольная величина: </w:t>
       </w:r>
       <w:r>
-        <w:t xml:space="preserve">259000 (двести пятьдесят девять тысяч) рублей 0 коп.</w:t>
+        <w:t xml:space="preserve">807000 (восемьсот семь тысяч) рублей 5 коп.</w:t>
       </w:r>
       <w:r>
         <w:t xml:space="preserve">, </w:t>
@@ -9403,7 +9556,7 @@
         <w:t xml:space="preserve">12.1700. Контрольная величина: </w:t>
       </w:r>
       <w:r>
-        <w:t xml:space="preserve">367 000 ₽</w:t>
+        <w:t xml:space="preserve">40 100 000 ₽</w:t>
       </w:r>
       <w:r>
         <w:t xml:space="preserve">, НДС не облагается, т.к. применяется УСН</w:t>
@@ -9918,7 +10071,7 @@
         <w:t xml:space="preserve">12.1800. Контрольная величина: </w:t>
       </w:r>
       <w:r>
-        <w:t xml:space="preserve">4830002,0 рубля</w:t>
+        <w:t xml:space="preserve">2170002,7 рубля</w:t>
       </w:r>
       <w:r>
         <w:t xml:space="preserve">, включая НДС </w:t>
@@ -9930,7 +10083,7 @@
         <w:t xml:space="preserve"> в размере </w:t>
       </w:r>
       <w:r>
-        <w:t xml:space="preserve">965000 (девятьсот шестьдесят пять тысяч) руб. 0 коп.</w:t>
+        <w:t xml:space="preserve">1460000 (один миллион четыреста шестьдесят тысяч) руб. 0 коп.</w:t>
       </w:r>
       <w:r>
         <w:t xml:space="preserve">.</w:t>
@@ -10186,7 +10339,7 @@
         <w:t xml:space="preserve">12.1850. Контрольная величина: </w:t>
       </w:r>
       <w:r>
-        <w:t xml:space="preserve">Два миллиона семьсот девяносто тысяч рублей 50 копеек</w:t>
+        <w:t xml:space="preserve">Четыреста тридцать четыре тысячи рублей 00 копеек</w:t>
       </w:r>
       <w:r>
         <w:t xml:space="preserve">, НДС не облагается</w:t>
@@ -10445,7 +10598,7 @@
         <w:t xml:space="preserve">12.1900. Контрольная величина: </w:t>
       </w:r>
       <w:r>
-        <w:t xml:space="preserve">не менее 4 400 000 (Четырёх миллионов четырёхсот тысяч) ₽</w:t>
+        <w:t xml:space="preserve">не менее 5 710 000 (Пяти миллионов семисот десяти тысяч) ₽</w:t>
       </w:r>
       <w:r>
         <w:t xml:space="preserve">, в т.ч. НДС </w:t>
@@ -10707,7 +10860,7 @@
         <w:t xml:space="preserve">12.1950. Контрольная величина: </w:t>
       </w:r>
       <w:r>
-        <w:t xml:space="preserve">10600000 (десять миллионов шестьсот тысяч) руб. 0 коп.</w:t>
+        <w:t xml:space="preserve">7450000 (семь миллионов четыреста пятьдесят тысяч) руб. 0 коп.</w:t>
       </w:r>
       <w:r>
         <w:t xml:space="preserve">, в том числе НДС</w:t>
@@ -11222,7 +11375,7 @@
         <w:t xml:space="preserve">12.2050. Контрольная величина: </w:t>
       </w:r>
       <w:r>
-        <w:t xml:space="preserve">6 150 000,3 ₽</w:t>
+        <w:t xml:space="preserve">5 320 000,2 ₽</w:t>
       </w:r>
       <w:r>
         <w:t xml:space="preserve">, включая НДС </w:t>
@@ -11234,7 +11387,7 @@
         <w:t xml:space="preserve"> в размере </w:t>
       </w:r>
       <w:r>
-        <w:t xml:space="preserve">3 260 002 (Три миллиона двести шестьдесят тысяч два) рубля 0 коп.</w:t>
+        <w:t xml:space="preserve">86 700 002 (Восемьдесят шесть миллионов семьсот тысяч два) рубля 5 коп.</w:t>
       </w:r>
       <w:r>
         <w:t xml:space="preserve">.</w:t>
@@ -11490,7 +11643,7 @@
         <w:t xml:space="preserve">12.2100. Контрольная величина: </w:t>
       </w:r>
       <w:r>
-        <w:t xml:space="preserve">не менее 294 000 (Двухсот девяноста четырёх тысяч) рублей</w:t>
+        <w:t xml:space="preserve">не менее 547 000 (Пятисот сорока семи тысяч) рублей</w:t>
       </w:r>
       <w:r>
         <w:t xml:space="preserve">, </w:t>
@@ -11550,7 +11703,7 @@
               <w:t xml:space="preserve">Юридический адрес: </w:t>
             </w:r>
             <w:r>
-              <w:t xml:space="preserve">620014, г. Екатеринбург, бул. Гагарина, д. 71, кв. 90</w:t>
+              <w:t xml:space="preserve">614000, г. Пермь, ул. Советская, д. 54, кв. 191</w:t>
             </w:r>
           </w:p>
           <w:p>
@@ -11605,7 +11758,7 @@
               <w:t xml:space="preserve">Тел.: </w:t>
             </w:r>
             <w:r>
-              <w:t xml:space="preserve">+7 (812) 601-75-56</w:t>
+              <w:t xml:space="preserve">+7 (383) 622-60-35</w:t>
             </w:r>
           </w:p>
           <w:p>
@@ -11613,7 +11766,7 @@
               <w:t xml:space="preserve">E-mail: </w:t>
             </w:r>
             <w:r>
-              <w:t xml:space="preserve">titova@yandex.ru</w:t>
+              <w:t xml:space="preserve">titova@mail.ru</w:t>
             </w:r>
           </w:p>
           <w:p/>
@@ -11651,7 +11804,7 @@
               <w:t xml:space="preserve">Адрес регистрации: </w:t>
             </w:r>
             <w:r>
-              <w:t xml:space="preserve">143000, г. Одинцово, наб. Кутузовский, д. 68, кв. 59</w:t>
+              <w:t xml:space="preserve">420111, г. Казань, просп. Садовая, д. 86, кв. 157</w:t>
             </w:r>
           </w:p>
           <w:p>
@@ -11690,7 +11843,7 @@
               <w:t xml:space="preserve">Тел.: </w:t>
             </w:r>
             <w:r>
-              <w:t xml:space="preserve">+7 (846) 139-20-63</w:t>
+              <w:t xml:space="preserve">+7 (383) 551-27-79</w:t>
             </w:r>
           </w:p>
           <w:p>
@@ -11698,7 +11851,7 @@
               <w:t xml:space="preserve">E-mail: </w:t>
             </w:r>
             <w:r>
-              <w:t xml:space="preserve">makarov@bk.ru</w:t>
+              <w:t xml:space="preserve">makarov@romashka.ru</w:t>
             </w:r>
           </w:p>
           <w:p/>

--- a/tests/corpus_v2/docs/cx_works_0022.docx
+++ b/tests/corpus_v2/docs/cx_works_0022.docx
@@ -454,6 +454,93 @@
         </w:tc>
       </w:tr>
     </w:tbl>
+    <w:p>
+      <w:r>
+        <w:t xml:space="preserve">2.8. </w:t>
+      </w:r>
+      <w:r>
+        <w:t xml:space="preserve">Платёж по налогу перечисляется на код бюджетной классификации </w:t>
+      </w:r>
+      <w:r>
+        <w:t xml:space="preserve">182 101 010 110 110 001 10</w:t>
+      </w:r>
+      <w:r>
+        <w:t xml:space="preserve">, получатель — территориальный орган Федерального казначейства.</w:t>
+      </w:r>
+    </w:p>
+    <w:p>
+      <w:r>
+        <w:t xml:space="preserve">2.9. </w:t>
+      </w:r>
+      <w:r>
+        <w:t xml:space="preserve">Полномочия подтверждаются свидетельством о рождении, выдано </w:t>
+      </w:r>
+      <w:r>
+        <w:t xml:space="preserve">04.02.2021</w:t>
+      </w:r>
+      <w:r>
+        <w:t xml:space="preserve"> отделом ЗАГС.</w:t>
+      </w:r>
+    </w:p>
+    <w:tbl>
+      <w:tblPr>
+        <w:tblW w:w="9360" w:type="dxa"/>
+        <w:tblBorders>
+          <w:top w:val="single" w:sz="4" w:color="auto"/>
+          <w:left w:val="single" w:sz="4" w:color="auto"/>
+          <w:bottom w:val="single" w:sz="4" w:color="auto"/>
+          <w:right w:val="single" w:sz="4" w:color="auto"/>
+          <w:insideH w:val="single" w:sz="4" w:color="auto"/>
+          <w:insideV w:val="single" w:sz="4" w:color="auto"/>
+        </w:tblBorders>
+      </w:tblPr>
+      <w:tblGrid>
+        <w:gridCol w:w="4680"/>
+        <w:gridCol w:w="4680"/>
+      </w:tblGrid>
+      <w:tr>
+        <w:tc>
+          <w:tcPr>
+            <w:tcW w:w="4680" w:type="dxa"/>
+          </w:tcPr>
+          <w:p>
+            <w:r>
+              <w:t xml:space="preserve">5</w:t>
+            </w:r>
+          </w:p>
+        </w:tc>
+        <w:tc>
+          <w:tcPr>
+            <w:tcW w:w="4680" w:type="dxa"/>
+          </w:tcPr>
+          <w:p>
+            <w:r>
+              <w:t xml:space="preserve">РУБ.</w:t>
+            </w:r>
+          </w:p>
+        </w:tc>
+      </w:tr>
+    </w:tbl>
+    <w:p>
+      <w:r>
+        <w:t xml:space="preserve">2.10. </w:t>
+      </w:r>
+      <w:r>
+        <w:t xml:space="preserve">Поставке подлежит насос модели </w:t>
+      </w:r>
+      <w:r>
+        <w:t xml:space="preserve">ЭЦВ-6-10-80h</w:t>
+      </w:r>
+      <w:r>
+        <w:t xml:space="preserve"> и кабель марки </w:t>
+      </w:r>
+      <w:r>
+        <w:t xml:space="preserve">ВВГнг(А)-LSt</w:t>
+      </w:r>
+      <w:r>
+        <w:t xml:space="preserve">.</w:t>
+      </w:r>
+    </w:p>
     <w:p/>
     <w:p>
       <w:r>
@@ -468,7 +555,7 @@
         <w:t xml:space="preserve">3.1. Место исполнения обязательств: </w:t>
       </w:r>
       <w:r>
-        <w:t xml:space="preserve">190000, г. Санкт-Петербург, наб. Мира, д. 29, кв. 136</w:t>
+        <w:t xml:space="preserve">143400, г. Красногорск, бул. Полевая, д. 53, кв. 95</w:t>
       </w:r>
       <w:r>
         <w:t xml:space="preserve">.</w:t>
@@ -485,7 +572,7 @@
         <w:t xml:space="preserve"> по телефону </w:t>
       </w:r>
       <w:r>
-        <w:t xml:space="preserve">+7 (843) 518-57-71</w:t>
+        <w:t xml:space="preserve">+7 (843) 135-62-85</w:t>
       </w:r>
       <w:r>
         <w:t xml:space="preserve">.</w:t>
@@ -496,7 +583,7 @@
         <w:t xml:space="preserve">3.3. Срок исполнения обязательств — </w:t>
       </w:r>
       <w:r>
-        <w:t xml:space="preserve">в течение трех рабочих дней с момента поступления денежных средств на расчетный счет</w:t>
+        <w:t xml:space="preserve">в течение четырнадцати рабочих дней с момента поступления денежных средств на расчетный счет</w:t>
       </w:r>
       <w:r>
         <w:t xml:space="preserve">.</w:t>
@@ -539,7 +626,7 @@
         <w:t xml:space="preserve">, но не более </w:t>
       </w:r>
       <w:r>
-        <w:t xml:space="preserve">15 (пятнадцать) процентов от цены Договора</w:t>
+        <w:t xml:space="preserve">10 (десять) процентов от цены Договора</w:t>
       </w:r>
       <w:r>
         <w:t xml:space="preserve">.</w:t>
@@ -561,7 +648,7 @@
         <w:t xml:space="preserve">Сторона, для которой создалась невозможность исполнения, обязана уведомить другую Сторону. Срок уведомления — </w:t>
       </w:r>
       <w:r>
-        <w:t xml:space="preserve">в течение 14 (Четырнадцати) банковских дней</w:t>
+        <w:t xml:space="preserve">в течение 45 (Сорока пяти) банковских дней</w:t>
       </w:r>
       <w:r>
         <w:t xml:space="preserve">.</w:t>
@@ -600,10 +687,10 @@
         <w:rPr>
           <w:b/>
         </w:rPr>
-        <w:t xml:space="preserve">1</w:t>
-      </w:r>
-      <w:r>
-        <w:t xml:space="preserve">8% от цены Договора</w:t>
+        <w:t xml:space="preserve">2</w:t>
+      </w:r>
+      <w:r>
+        <w:t xml:space="preserve">0% от цены Договора</w:t>
       </w:r>
       <w:r>
         <w:t xml:space="preserve">.</w:t>
@@ -617,7 +704,7 @@
         <w:rPr>
           <w:b/>
         </w:rPr>
-        <w:t xml:space="preserve">в течение 3</w:t>
+        <w:t xml:space="preserve">в течение 2</w:t>
       </w:r>
       <w:r>
         <w:t xml:space="preserve">0 банковских дней с момента выставления счета</w:t>
@@ -634,10 +721,10 @@
         <w:rPr>
           <w:b/>
         </w:rPr>
-        <w:t xml:space="preserve">6/1</w:t>
-      </w:r>
-      <w:r>
-        <w:t xml:space="preserve">8</w:t>
+        <w:t xml:space="preserve">5/2</w:t>
+      </w:r>
+      <w:r>
+        <w:t xml:space="preserve">4</w:t>
       </w:r>
       <w:r>
         <w:t xml:space="preserve">.</w:t>
@@ -648,7 +735,7 @@
         <w:t xml:space="preserve">9.4. Контрольная запись: </w:t>
       </w:r>
       <w:r>
-        <w:t xml:space="preserve">4  860 000 (Четыре миллиона восемьсот шестьдесят тысяч) ру‍б. 5 коп.</w:t>
+        <w:t xml:space="preserve">50 900 000 (Пятьдесят миллионов девятьсот т‍ысяч) ру б. 0 коп.</w:t>
       </w:r>
       <w:r>
         <w:t xml:space="preserve">.</w:t>
@@ -670,7 +757,7 @@
       </w:r>
       <w:ins w:id="1" w:author="Юрист" w:date="2024-01-01T00:00:00Z">
         <w:r>
-          <w:t xml:space="preserve">2970000 (два миллиона девятьсот семьдесят тысяч) рублей 00 копеек</w:t>
+          <w:t xml:space="preserve">8830000 (восемь миллионов восемьсот тридцать тысяч) рублей 00 копеек</w:t>
         </w:r>
       </w:ins>
       <w:ins w:id="2" w:author="Юрист" w:date="2024-01-01T00:00:00Z">
@@ -700,7 +787,7 @@
         </w:sdtPr>
         <w:sdtContent>
           <w:r>
-            <w:t xml:space="preserve">не позднее 08.09.2025</w:t>
+            <w:t xml:space="preserve">не позднее 10.08.2025</w:t>
           </w:r>
         </w:sdtContent>
       </w:sdt>
@@ -967,7 +1054,7 @@
         <w:t xml:space="preserve">12.50. Контрольная величина: </w:t>
       </w:r>
       <w:r>
-        <w:t xml:space="preserve">6 490 000,16 ₽</w:t>
+        <w:t xml:space="preserve">560 000,79 ₽</w:t>
       </w:r>
       <w:r>
         <w:t xml:space="preserve">, в т.ч. НДС </w:t>
@@ -1229,7 +1316,7 @@
         <w:t xml:space="preserve">12.100. Контрольная величина: </w:t>
       </w:r>
       <w:r>
-        <w:t xml:space="preserve">Три миллиона триста тысяч рублей 50 копеек</w:t>
+        <w:t xml:space="preserve">Четыреста семьдесят пять тысяч рублей 00 копеек</w:t>
       </w:r>
       <w:r>
         <w:t xml:space="preserve">, включая НДС </w:t>
@@ -1241,7 +1328,7 @@
         <w:t xml:space="preserve"> в размере </w:t>
       </w:r>
       <w:r>
-        <w:t xml:space="preserve">2 870 000,0 (Два миллиона восемьсот семьдесят тысяч) руб.</w:t>
+        <w:t xml:space="preserve">55 200 000,4 (Пятьдесят пять миллионов двести тысяч) руб.</w:t>
       </w:r>
       <w:r>
         <w:t xml:space="preserve">.</w:t>
@@ -1753,7 +1840,7 @@
         <w:t xml:space="preserve">12.200. Контрольная величина: </w:t>
       </w:r>
       <w:r>
-        <w:t xml:space="preserve">не менее 992 000 (Девятисот девяноста двух тысяч) рублей</w:t>
+        <w:t xml:space="preserve">не менее 41 100 000 (Сорока одного миллиона ста тысяч) рублей</w:t>
       </w:r>
       <w:r>
         <w:t xml:space="preserve">, в т.ч. НДС </w:t>
@@ -2015,7 +2102,7 @@
         <w:t xml:space="preserve">12.250. Контрольная величина: </w:t>
       </w:r>
       <w:r>
-        <w:t xml:space="preserve">424 000,1 (Четыреста двадцать четыре тысячи) руб.</w:t>
+        <w:t xml:space="preserve">72 000,6 (Семьдесят две тысячи) руб.</w:t>
       </w:r>
       <w:r>
         <w:t xml:space="preserve">, </w:t>
@@ -2277,7 +2364,7 @@
         <w:t xml:space="preserve">12.300. Контрольная величина: </w:t>
       </w:r>
       <w:r>
-        <w:t xml:space="preserve">Восемь миллионов девятьсот тысяч два рубля 00 копеек</w:t>
+        <w:t xml:space="preserve">Пятьдесят девять тысяч два рубля 00 копеек</w:t>
       </w:r>
       <w:r>
         <w:t xml:space="preserve">, включая НДС </w:t>
@@ -2289,7 +2376,7 @@
         <w:t xml:space="preserve"> в размере </w:t>
       </w:r>
       <w:r>
-        <w:t xml:space="preserve">454 000 (четыреста пятьдесят четыре тысячи) рублей 50 копеек</w:t>
+        <w:t xml:space="preserve">648 000 (шестьсот сорок восемь тысяч) рублей 00 копеек</w:t>
       </w:r>
       <w:r>
         <w:t xml:space="preserve">.</w:t>
@@ -2545,7 +2632,7 @@
         <w:t xml:space="preserve">12.350. Контрольная величина: </w:t>
       </w:r>
       <w:r>
-        <w:t xml:space="preserve">35200000 руб. 0 коп.</w:t>
+        <w:t xml:space="preserve">25600000 руб. 0 коп.</w:t>
       </w:r>
       <w:r>
         <w:t xml:space="preserve">, в том числе НДС</w:t>
@@ -3060,7 +3147,7 @@
         <w:t xml:space="preserve">12.450. Контрольная величина: </w:t>
       </w:r>
       <w:r>
-        <w:t xml:space="preserve">696 000 (шестьсот девяносто шесть тысяч) рублей 00 копеек</w:t>
+        <w:t xml:space="preserve">91 500 000 (девяносто один миллион пятьсот тысяч) рублей 00 копеек</w:t>
       </w:r>
       <w:r>
         <w:t xml:space="preserve">, НДС не облагается</w:t>
@@ -3319,7 +3406,7 @@
         <w:t xml:space="preserve">12.500. Контрольная величина: </w:t>
       </w:r>
       <w:r>
-        <w:t xml:space="preserve">не менее 37800000,5 (Тридцати семи миллионов восьмисот тысяч) рублей</w:t>
+        <w:t xml:space="preserve">не менее 696000,3 (Шестисот девяноста шести тысяч) рублей</w:t>
       </w:r>
       <w:r>
         <w:t xml:space="preserve">.</w:t>
@@ -3575,7 +3662,7 @@
         <w:t xml:space="preserve">12.550. Контрольная величина: </w:t>
       </w:r>
       <w:r>
-        <w:t xml:space="preserve">Шестьсот сорок восемь тысяч два рубля 00 копеек</w:t>
+        <w:t xml:space="preserve">Тридцать семь миллионов восемьсот тысяч два рубля 00 копеек</w:t>
       </w:r>
       <w:r>
         <w:t xml:space="preserve">, НДС не облагается</w:t>
@@ -3834,7 +3921,7 @@
         <w:t xml:space="preserve">12.600. Контрольная величина: </w:t>
       </w:r>
       <w:r>
-        <w:t xml:space="preserve">182 000,97 руб.</w:t>
+        <w:t xml:space="preserve">648 000,16 руб.</w:t>
       </w:r>
       <w:r>
         <w:t xml:space="preserve">, в т.ч. НДС </w:t>
@@ -4096,7 +4183,7 @@
         <w:t xml:space="preserve">12.650. Контрольная величина: </w:t>
       </w:r>
       <w:r>
-        <w:t xml:space="preserve">46 000 (сорок шесть тысяч) ₽</w:t>
+        <w:t xml:space="preserve">182 000 (сто восемьдесят две тысячи) ₽</w:t>
       </w:r>
       <w:r>
         <w:t xml:space="preserve">, НДС не облагается, т.к. применяется УСН</w:t>
@@ -4355,7 +4442,7 @@
         <w:t xml:space="preserve">12.700. Контрольная величина: </w:t>
       </w:r>
       <w:r>
-        <w:t xml:space="preserve">66300000 (Шестьдесят шесть миллионов триста тысяч) рублей 0 коп.</w:t>
+        <w:t xml:space="preserve">790000 (Семьсот девяносто тысяч) рублей 0 коп.</w:t>
       </w:r>
       <w:r>
         <w:t xml:space="preserve">.</w:t>
@@ -4867,7 +4954,7 @@
         <w:t xml:space="preserve">12.800. Контрольная величина: </w:t>
       </w:r>
       <w:r>
-        <w:t xml:space="preserve">Триста шестьдесят две тысячи рублей 50 копеек</w:t>
+        <w:t xml:space="preserve">Шестьдесят шесть миллионов триста тысяч рублей 00 копеек</w:t>
       </w:r>
       <w:r>
         <w:t xml:space="preserve">, в том числе НДС</w:t>
@@ -5126,7 +5213,7 @@
         <w:t xml:space="preserve">12.850. Контрольная величина: </w:t>
       </w:r>
       <w:r>
-        <w:t xml:space="preserve">100000 (Сто тысяч) руб.</w:t>
+        <w:t xml:space="preserve">362000 (Триста шестьдесят две тысячи) руб.</w:t>
       </w:r>
       <w:r>
         <w:t xml:space="preserve">, включая НДС </w:t>
@@ -5138,7 +5225,7 @@
         <w:t xml:space="preserve"> в размере </w:t>
       </w:r>
       <w:r>
-        <w:t xml:space="preserve">274 000,0 (двести семьдесят четыре тысячи) рублей</w:t>
+        <w:t xml:space="preserve">79 900 000,0 (семьдесят девять миллионов девятьсот тысяч) рублей</w:t>
       </w:r>
       <w:r>
         <w:t xml:space="preserve">.</w:t>
@@ -5394,7 +5481,7 @@
         <w:t xml:space="preserve">12.900. Контрольная величина: </w:t>
       </w:r>
       <w:r>
-        <w:t xml:space="preserve">651000 рублей 0 коп.</w:t>
+        <w:t xml:space="preserve">3730000 рублей 0 коп.</w:t>
       </w:r>
       <w:r>
         <w:t xml:space="preserve">.</w:t>
@@ -5906,7 +5993,7 @@
         <w:t xml:space="preserve">12.1000. Контрольная величина: </w:t>
       </w:r>
       <w:r>
-        <w:t xml:space="preserve">57 500 000,9 (пятьдесят семь миллионов пятьсот тысяч) рублей</w:t>
+        <w:t xml:space="preserve">6 600 000,0 (шесть миллионов шестьсот тысяч) рублей</w:t>
       </w:r>
       <w:r>
         <w:t xml:space="preserve">, </w:t>
@@ -6168,7 +6255,7 @@
         <w:t xml:space="preserve">12.1050. Контрольная величина: </w:t>
       </w:r>
       <w:r>
-        <w:t xml:space="preserve">2 670 000 руб. 0 коп.</w:t>
+        <w:t xml:space="preserve">16 100 000 руб. 5 коп.</w:t>
       </w:r>
       <w:r>
         <w:t xml:space="preserve">, включая НДС </w:t>
@@ -6180,7 +6267,7 @@
         <w:t xml:space="preserve"> в размере </w:t>
       </w:r>
       <w:r>
-        <w:t xml:space="preserve">не менее 868 000 (Восьмисот шестидесяти восьми тысяч) рублей 00 копеек</w:t>
+        <w:t xml:space="preserve">не менее 97 800 000 (Девяноста семи миллионов восьмисот тысяч) рублей 50 копеек</w:t>
       </w:r>
       <w:r>
         <w:t xml:space="preserve">.</w:t>
@@ -6436,7 +6523,7 @@
         <w:t xml:space="preserve">12.1100. Контрольная величина: </w:t>
       </w:r>
       <w:r>
-        <w:t xml:space="preserve">85600002 (Восемьдесят пять миллионов шестьсот тысяч два) рубля</w:t>
+        <w:t xml:space="preserve">5880002 (Пять миллионов восемьсот восемьдесят тысяч два) рубля</w:t>
       </w:r>
       <w:r>
         <w:t xml:space="preserve">, НДС не облагается</w:t>
@@ -6695,7 +6782,7 @@
         <w:t xml:space="preserve">12.1150. Контрольная величина: </w:t>
       </w:r>
       <w:r>
-        <w:t xml:space="preserve">84 200 000,31 (восемьдесят четыре миллиона двести тысяч) рублей</w:t>
+        <w:t xml:space="preserve">394 000,18 (триста девяносто четыре тысячи) рублей</w:t>
       </w:r>
       <w:r>
         <w:t xml:space="preserve">, в т.ч. НДС </w:t>
@@ -7213,7 +7300,7 @@
         <w:t xml:space="preserve">12.1250. Контрольная величина: </w:t>
       </w:r>
       <w:r>
-        <w:t xml:space="preserve">Пятьдесят три тысячи два рубля 0 коп.</w:t>
+        <w:t xml:space="preserve">Сорок восемь миллионов два рубля 5 коп.</w:t>
       </w:r>
       <w:r>
         <w:t xml:space="preserve">, включая НДС </w:t>
@@ -7225,7 +7312,7 @@
         <w:t xml:space="preserve"> в размере </w:t>
       </w:r>
       <w:r>
-        <w:t xml:space="preserve">310002 (триста десять тысяч два) рубля</w:t>
+        <w:t xml:space="preserve">259002 (двести пятьдесят девять тысяч два) рубля</w:t>
       </w:r>
       <w:r>
         <w:t xml:space="preserve">.</w:t>
@@ -7481,7 +7568,7 @@
         <w:t xml:space="preserve">12.1300. Контрольная величина: </w:t>
       </w:r>
       <w:r>
-        <w:t xml:space="preserve">Тридцать пять миллионов пятьсот тысяч рублей 5 коп.</w:t>
+        <w:t xml:space="preserve">Двести десять тысяч рублей 0 коп.</w:t>
       </w:r>
       <w:r>
         <w:t xml:space="preserve">.</w:t>
@@ -7737,7 +7824,7 @@
         <w:t xml:space="preserve">12.1350. Контрольная величина: </w:t>
       </w:r>
       <w:r>
-        <w:t xml:space="preserve">не более 96 400 000,87 (Девяноста шести миллионов четырёхсот тысяч) RUB</w:t>
+        <w:t xml:space="preserve">не более 4 830 000,92 (Четырёх миллионов восьмисот тридцати тысяч) RUB</w:t>
       </w:r>
       <w:r>
         <w:t xml:space="preserve">, </w:t>
@@ -7999,7 +8086,7 @@
         <w:t xml:space="preserve">12.1400. Контрольная величина: </w:t>
       </w:r>
       <w:r>
-        <w:t xml:space="preserve">60002 (шестьдесят тысяч два) рубля</w:t>
+        <w:t xml:space="preserve">69400002 (шестьдесят девять миллионов четыреста тысяч два) рубля</w:t>
       </w:r>
       <w:r>
         <w:t xml:space="preserve">, в т.ч. НДС </w:t>
@@ -8261,7 +8348,7 @@
         <w:t xml:space="preserve">12.1450. Контрольная величина: </w:t>
       </w:r>
       <w:r>
-        <w:t xml:space="preserve">9 850 000 (Девять миллионов восемьсот пятьдесят тысяч) рублей 00 копеек</w:t>
+        <w:t xml:space="preserve">712 000 (Семьсот двенадцать тысяч) рублей 00 копеек</w:t>
       </w:r>
       <w:r>
         <w:t xml:space="preserve">, в том числе НДС</w:t>
@@ -8776,7 +8863,7 @@
         <w:t xml:space="preserve">12.1550. Контрольная величина: </w:t>
       </w:r>
       <w:r>
-        <w:t xml:space="preserve">Пятьдесят один миллион четыреста тысяч два рубля 0 коп.</w:t>
+        <w:t xml:space="preserve">Девять миллионов восемьсот пятьдесят тысяч два рубля 0 коп.</w:t>
       </w:r>
       <w:r>
         <w:t xml:space="preserve">, НДС не облагается, т.к. применяется УСН</w:t>
@@ -9035,7 +9122,7 @@
         <w:t xml:space="preserve">12.1600. Контрольная величина: </w:t>
       </w:r>
       <w:r>
-        <w:t xml:space="preserve">416 000 (Четыреста шестнадцать тысяч) рублей 50 копеек</w:t>
+        <w:t xml:space="preserve">51 400 000 (Пятьдесят один миллион четыреста тысяч) рублей 00 копеек</w:t>
       </w:r>
       <w:r>
         <w:t xml:space="preserve">, в том числе НДС</w:t>
@@ -9294,7 +9381,7 @@
         <w:t xml:space="preserve">12.1650. Контрольная величина: </w:t>
       </w:r>
       <w:r>
-        <w:t xml:space="preserve">807000 (восемьсот семь тысяч) рублей 5 коп.</w:t>
+        <w:t xml:space="preserve">416000 (четыреста шестнадцать тысяч) рублей 5 коп.</w:t>
       </w:r>
       <w:r>
         <w:t xml:space="preserve">, </w:t>
@@ -9556,7 +9643,7 @@
         <w:t xml:space="preserve">12.1700. Контрольная величина: </w:t>
       </w:r>
       <w:r>
-        <w:t xml:space="preserve">40 100 000 ₽</w:t>
+        <w:t xml:space="preserve">807 000 ₽</w:t>
       </w:r>
       <w:r>
         <w:t xml:space="preserve">, НДС не облагается, т.к. применяется УСН</w:t>
@@ -10071,7 +10158,7 @@
         <w:t xml:space="preserve">12.1800. Контрольная величина: </w:t>
       </w:r>
       <w:r>
-        <w:t xml:space="preserve">2170002,7 рубля</w:t>
+        <w:t xml:space="preserve">6150002,3 рубля</w:t>
       </w:r>
       <w:r>
         <w:t xml:space="preserve">, включая НДС </w:t>
@@ -10083,7 +10170,7 @@
         <w:t xml:space="preserve"> в размере </w:t>
       </w:r>
       <w:r>
-        <w:t xml:space="preserve">1460000 (один миллион четыреста шестьдесят тысяч) руб. 0 коп.</w:t>
+        <w:t xml:space="preserve">3260000 (три миллиона двести шестьдесят тысяч) руб. 0 коп.</w:t>
       </w:r>
       <w:r>
         <w:t xml:space="preserve">.</w:t>
@@ -10339,7 +10426,7 @@
         <w:t xml:space="preserve">12.1850. Контрольная величина: </w:t>
       </w:r>
       <w:r>
-        <w:t xml:space="preserve">Четыреста тридцать четыре тысячи рублей 00 копеек</w:t>
+        <w:t xml:space="preserve">Двести девяносто четыре тысячи рублей 00 копеек</w:t>
       </w:r>
       <w:r>
         <w:t xml:space="preserve">, НДС не облагается</w:t>
@@ -10598,7 +10685,7 @@
         <w:t xml:space="preserve">12.1900. Контрольная величина: </w:t>
       </w:r>
       <w:r>
-        <w:t xml:space="preserve">не менее 5 710 000 (Пяти миллионов семисот десяти тысяч) ₽</w:t>
+        <w:t xml:space="preserve">не менее 1 900 000 (Одного миллиона девятисот тысяч) ₽</w:t>
       </w:r>
       <w:r>
         <w:t xml:space="preserve">, в т.ч. НДС </w:t>
@@ -10860,7 +10947,7 @@
         <w:t xml:space="preserve">12.1950. Контрольная величина: </w:t>
       </w:r>
       <w:r>
-        <w:t xml:space="preserve">7450000 (семь миллионов четыреста пятьдесят тысяч) руб. 0 коп.</w:t>
+        <w:t xml:space="preserve">5710000 (пять миллионов семьсот десять тысяч) руб. 5 коп.</w:t>
       </w:r>
       <w:r>
         <w:t xml:space="preserve">, в том числе НДС</w:t>
@@ -11375,7 +11462,7 @@
         <w:t xml:space="preserve">12.2050. Контрольная величина: </w:t>
       </w:r>
       <w:r>
-        <w:t xml:space="preserve">5 320 000,2 ₽</w:t>
+        <w:t xml:space="preserve">8 910 000,7 ₽</w:t>
       </w:r>
       <w:r>
         <w:t xml:space="preserve">, включая НДС </w:t>
@@ -11387,7 +11474,7 @@
         <w:t xml:space="preserve"> в размере </w:t>
       </w:r>
       <w:r>
-        <w:t xml:space="preserve">86 700 002 (Восемьдесят шесть миллионов семьсот тысяч два) рубля 5 коп.</w:t>
+        <w:t xml:space="preserve">5 320 002 (Пять миллионов триста двадцать тысяч два) рубля 0 коп.</w:t>
       </w:r>
       <w:r>
         <w:t xml:space="preserve">.</w:t>
@@ -11643,7 +11730,7 @@
         <w:t xml:space="preserve">12.2100. Контрольная величина: </w:t>
       </w:r>
       <w:r>
-        <w:t xml:space="preserve">не менее 547 000 (Пятисот сорока семи тысяч) рублей</w:t>
+        <w:t xml:space="preserve">не менее 86 700 000 (Восьмидесяти шести миллионов семисот тысяч) рублей</w:t>
       </w:r>
       <w:r>
         <w:t xml:space="preserve">, </w:t>
@@ -11703,7 +11790,15 @@
               <w:t xml:space="preserve">Юридический адрес: </w:t>
             </w:r>
             <w:r>
-              <w:t xml:space="preserve">614000, г. Пермь, ул. Советская, д. 54, кв. 191</w:t>
+              <w:t xml:space="preserve">394000, г. Воронеж, просп. Полевая, д. 85, кв. 10</w:t>
+            </w:r>
+          </w:p>
+          <w:p>
+            <w:r>
+              <w:t xml:space="preserve">Почтовый адрес: </w:t>
+            </w:r>
+            <w:r>
+              <w:t xml:space="preserve">394000, г. Воронеж, ш. Профсоюзная, д. 51, кв. 52</w:t>
             </w:r>
           </w:p>
           <w:p>
@@ -11758,7 +11853,7 @@
               <w:t xml:space="preserve">Тел.: </w:t>
             </w:r>
             <w:r>
-              <w:t xml:space="preserve">+7 (383) 622-60-35</w:t>
+              <w:t xml:space="preserve">+7 (846) 930-24-40</w:t>
             </w:r>
           </w:p>
           <w:p>
@@ -11766,7 +11861,7 @@
               <w:t xml:space="preserve">E-mail: </w:t>
             </w:r>
             <w:r>
-              <w:t xml:space="preserve">titova@mail.ru</w:t>
+              <w:t xml:space="preserve">titova@list.ru</w:t>
             </w:r>
           </w:p>
           <w:p/>
@@ -11804,7 +11899,7 @@
               <w:t xml:space="preserve">Адрес регистрации: </w:t>
             </w:r>
             <w:r>
-              <w:t xml:space="preserve">420111, г. Казань, просп. Садовая, д. 86, кв. 157</w:t>
+              <w:t xml:space="preserve">420111, г. Казань, проезд Кутузовский, д. 74, кв. 113</w:t>
             </w:r>
           </w:p>
           <w:p>
@@ -11843,7 +11938,7 @@
               <w:t xml:space="preserve">Тел.: </w:t>
             </w:r>
             <w:r>
-              <w:t xml:space="preserve">+7 (383) 551-27-79</w:t>
+              <w:t xml:space="preserve">+7 (499) 655-99-99</w:t>
             </w:r>
           </w:p>
           <w:p>

--- a/tests/corpus_v2/docs/cx_works_0022.docx
+++ b/tests/corpus_v2/docs/cx_works_0022.docx
@@ -128,7 +128,102 @@
         <w:t xml:space="preserve">Гарантийный срок на результат работ — </w:t>
       </w:r>
       <w:r>
-        <w:t xml:space="preserve">в течение 5 (Пяти) дней с момента подписания акта</w:t>
+        <w:t xml:space="preserve">в течение 45 (Сорока пяти) дней с момента подписания акта</w:t>
+      </w:r>
+      <w:r>
+        <w:t xml:space="preserve">.</w:t>
+      </w:r>
+    </w:p>
+    <w:p>
+      <w:r>
+        <w:t xml:space="preserve">1.5. </w:t>
+      </w:r>
+      <w:r>
+        <w:t xml:space="preserve">Товар отгружается по товарной накладной ТОРГ-12 № </w:t>
+      </w:r>
+      <w:r>
+        <w:t xml:space="preserve">040952252</w:t>
+      </w:r>
+      <w:r>
+        <w:t xml:space="preserve">. Позиция учитывается в каталоге поставщика под номером </w:t>
+      </w:r>
+      <w:r>
+        <w:t xml:space="preserve">047737326</w:t>
+      </w:r>
+      <w:r>
+        <w:t xml:space="preserve">. Изделию присвоен заводской номер </w:t>
+      </w:r>
+      <w:r>
+        <w:t xml:space="preserve">049634307</w:t>
+      </w:r>
+      <w:r>
+        <w:t xml:space="preserve">.</w:t>
+      </w:r>
+    </w:p>
+    <w:p>
+      <w:r>
+        <w:t xml:space="preserve">1.6. </w:t>
+      </w:r>
+      <w:r>
+        <w:t xml:space="preserve">Целевые средства перечисляются по коду цели </w:t>
+      </w:r>
+      <w:r>
+        <w:t xml:space="preserve">046829851</w:t>
+      </w:r>
+      <w:r>
+        <w:t xml:space="preserve">, предусмотренному приказом Минфина России № 157н. </w:t>
+      </w:r>
+      <w:r>
+        <w:t xml:space="preserve">БИК будет сообщён дополнительно, номер заявки — </w:t>
+      </w:r>
+      <w:r>
+        <w:t xml:space="preserve">041418385</w:t>
+      </w:r>
+      <w:r>
+        <w:t xml:space="preserve">.</w:t>
+      </w:r>
+    </w:p>
+    <w:p>
+      <w:r>
+        <w:t xml:space="preserve">1.7. </w:t>
+      </w:r>
+      <w:r>
+        <w:t xml:space="preserve">Расчёты за коммунальные услуги ведутся по лицевому счёту абонента </w:t>
+      </w:r>
+      <w:r>
+        <w:t xml:space="preserve">86576852222</w:t>
+      </w:r>
+      <w:r>
+        <w:t xml:space="preserve">. Приложение учтено за номером </w:t>
+      </w:r>
+      <w:r>
+        <w:t xml:space="preserve">83640625441</w:t>
+      </w:r>
+      <w:r>
+        <w:t xml:space="preserve">. Заводской номер прибора учёта — </w:t>
+      </w:r>
+      <w:r>
+        <w:t xml:space="preserve">83370565566</w:t>
+      </w:r>
+      <w:r>
+        <w:t xml:space="preserve">.</w:t>
+      </w:r>
+    </w:p>
+    <w:p>
+      <w:r>
+        <w:t xml:space="preserve">1.8. </w:t>
+      </w:r>
+      <w:r>
+        <w:t xml:space="preserve">Партия внесена в реестр под номером </w:t>
+      </w:r>
+      <w:r>
+        <w:t xml:space="preserve">82264609123</w:t>
+      </w:r>
+      <w:r>
+        <w:t xml:space="preserve">, как предусмотрено пунктом 2 статьи 434 Гражданского кодекса Российской Федерации. Уведомление о регистрации имеет исходящий № </w:t>
+      </w:r>
+      <w:r>
+        <w:t xml:space="preserve">80207932161</w:t>
       </w:r>
       <w:r>
         <w:t xml:space="preserve">.</w:t>
@@ -148,7 +243,7 @@
         <w:t xml:space="preserve">2.1. Общая цена Договора: </w:t>
       </w:r>
       <w:r>
-        <w:t xml:space="preserve">Шестьсот восемьдесят три тысячи два рубля 0 коп.</w:t>
+        <w:t xml:space="preserve">Шестьсот девяносто шесть тысяч два рубля 0 коп.</w:t>
       </w:r>
       <w:r>
         <w:t xml:space="preserve">, НДС не облагается, т.к. применяется УСН</w:t>
@@ -173,7 +268,7 @@
         <w:t xml:space="preserve">2.3. Срок оплаты — </w:t>
       </w:r>
       <w:r>
-        <w:t xml:space="preserve">не позднее 27.08.2025</w:t>
+        <w:t xml:space="preserve">не позднее 12.10.2026</w:t>
       </w:r>
       <w:r>
         <w:t xml:space="preserve">.</w:t>
@@ -193,7 +288,7 @@
         <w:t xml:space="preserve">, артикул </w:t>
       </w:r>
       <w:r>
-        <w:t xml:space="preserve">RM-7669-73</w:t>
+        <w:t xml:space="preserve">RM-1686-26</w:t>
       </w:r>
       <w:r>
         <w:t xml:space="preserve">, код </w:t>
@@ -253,43 +348,43 @@
         <w:t xml:space="preserve">. Товар отгружается с сопроводительным документом паспорт качества № </w:t>
       </w:r>
       <w:r>
-        <w:t xml:space="preserve">95 03 255559</w:t>
+        <w:t xml:space="preserve">22 05 798796</w:t>
       </w:r>
       <w:r>
         <w:t xml:space="preserve">. К партии приложен паспорт изделия № </w:t>
       </w:r>
       <w:r>
-        <w:t xml:space="preserve">46 19 774014</w:t>
+        <w:t xml:space="preserve">05 08 669110</w:t>
       </w:r>
       <w:r>
         <w:t xml:space="preserve">. Оборудование поставляется с паспортом транспортного средства № </w:t>
       </w:r>
       <w:r>
-        <w:t xml:space="preserve">69 13 680559</w:t>
+        <w:t xml:space="preserve">73 04 361164</w:t>
       </w:r>
       <w:r>
         <w:t xml:space="preserve">. Приёмка производится согласно техническому паспорту </w:t>
       </w:r>
       <w:r>
-        <w:t xml:space="preserve">05 23 822892</w:t>
+        <w:t xml:space="preserve">01 25 658154</w:t>
       </w:r>
       <w:r>
         <w:t xml:space="preserve">. СНИЛС не указан, номер заказа </w:t>
       </w:r>
       <w:r>
-        <w:t xml:space="preserve">172-964-092 67</w:t>
+        <w:t xml:space="preserve">001-364-265 13</w:t>
       </w:r>
       <w:r>
         <w:t xml:space="preserve">. Дата рождения не проставлена, документ выдан </w:t>
       </w:r>
       <w:r>
-        <w:t xml:space="preserve">01.04.2015</w:t>
+        <w:t xml:space="preserve">02.11.2015</w:t>
       </w:r>
       <w:r>
         <w:t xml:space="preserve">. Код подразделения, см. артикул </w:t>
       </w:r>
       <w:r>
-        <w:t xml:space="preserve">149-640</w:t>
+        <w:t xml:space="preserve">152-566</w:t>
       </w:r>
       <w:r>
         <w:t xml:space="preserve">. Цена — </w:t>
@@ -309,25 +404,25 @@
         <w:t xml:space="preserve">Товар маркирован штрихкодом </w:t>
       </w:r>
       <w:r>
-        <w:t xml:space="preserve">4607695732662</w:t>
+        <w:t xml:space="preserve">4606719899065</w:t>
       </w:r>
       <w:r>
         <w:t xml:space="preserve">. Код контрагента по ОКПО — </w:t>
       </w:r>
       <w:r>
-        <w:t xml:space="preserve">0063874771</w:t>
+        <w:t xml:space="preserve">1612554885</w:t>
       </w:r>
       <w:r>
         <w:t xml:space="preserve">. Оборудование учтено под инвентарным номером </w:t>
       </w:r>
       <w:r>
-        <w:t xml:space="preserve">044720495</w:t>
+        <w:t xml:space="preserve">042442683</w:t>
       </w:r>
       <w:r>
         <w:t xml:space="preserve">, складской позиции присвоен номер </w:t>
       </w:r>
       <w:r>
-        <w:t xml:space="preserve">390470382</w:t>
+        <w:t xml:space="preserve">493171274</w:t>
       </w:r>
       <w:r>
         <w:t xml:space="preserve">.</w:t>
@@ -341,19 +436,19 @@
         <w:t xml:space="preserve">Оплата по счёту-фактуре на КБК </w:t>
       </w:r>
       <w:r>
-        <w:t xml:space="preserve">18210101011011000133</w:t>
+        <w:t xml:space="preserve">18210101011011000193</w:t>
       </w:r>
       <w:r>
         <w:t xml:space="preserve">. ИНН не присвоен, регистрационный № </w:t>
       </w:r>
       <w:r>
-        <w:t xml:space="preserve">4497218531</w:t>
+        <w:t xml:space="preserve">2494451344</w:t>
       </w:r>
       <w:r>
         <w:t xml:space="preserve">. ИНН не присвоен, платёжный документ № </w:t>
       </w:r>
       <w:r>
-        <w:t xml:space="preserve">777568768208</w:t>
+        <w:t xml:space="preserve">008772154089</w:t>
       </w:r>
       <w:r>
         <w:t xml:space="preserve">. Заказчик действует в лице </w:t>
@@ -373,13 +468,13 @@
         <w:t xml:space="preserve">Массовая доля влаги в товаре — </w:t>
       </w:r>
       <w:r>
-        <w:t xml:space="preserve">не более 11 %</w:t>
+        <w:t xml:space="preserve">не более 13 %</w:t>
       </w:r>
       <w:r>
         <w:t xml:space="preserve">. Товар подлежит хранению </w:t>
       </w:r>
       <w:r>
-        <w:t xml:space="preserve">в течение 48 часов</w:t>
+        <w:t xml:space="preserve">в течение 12 часов</w:t>
       </w:r>
       <w:r>
         <w:t xml:space="preserve"> при температуре не выше +4 °C. Срок исковой давности по требованиям, вытекающим из Договора, составляет </w:t>
@@ -448,7 +543,7 @@
           </w:tcPr>
           <w:p>
             <w:r>
-              <w:t xml:space="preserve">3537636576</w:t>
+              <w:t xml:space="preserve">6279850680</w:t>
             </w:r>
           </w:p>
         </w:tc>
@@ -476,7 +571,7 @@
         <w:t xml:space="preserve">Полномочия подтверждаются свидетельством о рождении, выдано </w:t>
       </w:r>
       <w:r>
-        <w:t xml:space="preserve">04.02.2021</w:t>
+        <w:t xml:space="preserve">24.11.2024</w:t>
       </w:r>
       <w:r>
         <w:t xml:space="preserve"> отделом ЗАГС.</w:t>
@@ -505,7 +600,7 @@
           </w:tcPr>
           <w:p>
             <w:r>
-              <w:t xml:space="preserve">5</w:t>
+              <w:t xml:space="preserve">2</w:t>
             </w:r>
           </w:p>
         </w:tc>
@@ -555,7 +650,7 @@
         <w:t xml:space="preserve">3.1. Место исполнения обязательств: </w:t>
       </w:r>
       <w:r>
-        <w:t xml:space="preserve">143400, г. Красногорск, бул. Полевая, д. 53, кв. 95</w:t>
+        <w:t xml:space="preserve">141300, г. Сергиев Посад, пер. Пушкина, д. 34, кв. 127</w:t>
       </w:r>
       <w:r>
         <w:t xml:space="preserve">.</w:t>
@@ -572,7 +667,7 @@
         <w:t xml:space="preserve"> по телефону </w:t>
       </w:r>
       <w:r>
-        <w:t xml:space="preserve">+7 (843) 135-62-85</w:t>
+        <w:t xml:space="preserve">+7 (383) 530-60-22</w:t>
       </w:r>
       <w:r>
         <w:t xml:space="preserve">.</w:t>
@@ -583,7 +678,111 @@
         <w:t xml:space="preserve">3.3. Срок исполнения обязательств — </w:t>
       </w:r>
       <w:r>
-        <w:t xml:space="preserve">в течение четырнадцати рабочих дней с момента поступления денежных средств на расчетный счет</w:t>
+        <w:t xml:space="preserve">в течение шестидесяти рабочих дней с момента поступления денежных средств на расчетный счет</w:t>
+      </w:r>
+      <w:r>
+        <w:t xml:space="preserve">.</w:t>
+      </w:r>
+    </w:p>
+    <w:p>
+      <w:r>
+        <w:t xml:space="preserve">3.4. </w:t>
+      </w:r>
+      <w:r>
+        <w:t xml:space="preserve">Финансирование ведётся за счёт средств бюджета, КБК </w:t>
+      </w:r>
+      <w:r>
+        <w:t xml:space="preserve">18250810200951852982</w:t>
+      </w:r>
+      <w:r>
+        <w:t xml:space="preserve">. Показания счётчика снимаются по прибору с заводским номером </w:t>
+      </w:r>
+      <w:r>
+        <w:t xml:space="preserve">39324389960151511997</w:t>
+      </w:r>
+      <w:r>
+        <w:t xml:space="preserve">.</w:t>
+      </w:r>
+    </w:p>
+    <w:p>
+      <w:r>
+        <w:t xml:space="preserve">3.5. </w:t>
+      </w:r>
+      <w:r>
+        <w:t xml:space="preserve">В счёте на оплату указывается УИН </w:t>
+      </w:r>
+      <w:r>
+        <w:t xml:space="preserve">18209205684964689751</w:t>
+      </w:r>
+      <w:r>
+        <w:t xml:space="preserve">. Счёт-проформа зарегистрирован за номером </w:t>
+      </w:r>
+      <w:r>
+        <w:t xml:space="preserve">77054291405318829894</w:t>
+      </w:r>
+      <w:r>
+        <w:t xml:space="preserve">. Списание со счёта производится в очерёдности статьи 855 Гражданского кодекса Российской Федерации, код вида дохода </w:t>
+      </w:r>
+      <w:r>
+        <w:t xml:space="preserve">18210797133224923344</w:t>
+      </w:r>
+      <w:r>
+        <w:t xml:space="preserve">.</w:t>
+      </w:r>
+    </w:p>
+    <w:p>
+      <w:r>
+        <w:t xml:space="preserve">3.6. </w:t>
+      </w:r>
+      <w:r>
+        <w:t xml:space="preserve">ИНН иностранного контрагента не присваивается; номер записи в торговом реестре — </w:t>
+      </w:r>
+      <w:r>
+        <w:t xml:space="preserve">0984402571</w:t>
+      </w:r>
+      <w:r>
+        <w:t xml:space="preserve">. ИНН приводится в приложении; номер спецификации — </w:t>
+      </w:r>
+      <w:r>
+        <w:t xml:space="preserve">6568042522</w:t>
+      </w:r>
+      <w:r>
+        <w:t xml:space="preserve">. Постановка на учёт производится по статье 84 Налогового кодекса Российской Федерации, решение № </w:t>
+      </w:r>
+      <w:r>
+        <w:t xml:space="preserve">2065039585</w:t>
+      </w:r>
+      <w:r>
+        <w:t xml:space="preserve">.</w:t>
+      </w:r>
+    </w:p>
+    <w:p>
+      <w:r>
+        <w:t xml:space="preserve">3.7. </w:t>
+      </w:r>
+      <w:r>
+        <w:t xml:space="preserve">Партии присвоен номер прослеживаемости </w:t>
+      </w:r>
+      <w:r>
+        <w:t xml:space="preserve">5579582511</w:t>
+      </w:r>
+      <w:r>
+        <w:t xml:space="preserve">. Содержание примеси не превышает </w:t>
+      </w:r>
+      <w:r>
+        <w:t xml:space="preserve">2,7 %</w:t>
+      </w:r>
+      <w:r>
+        <w:t xml:space="preserve">. Прибор имеет погрешность не более </w:t>
+      </w:r>
+      <w:r>
+        <w:t xml:space="preserve">0,6 %</w:t>
+      </w:r>
+      <w:r>
+        <w:t xml:space="preserve">. Оборудованию присвоен заводской номер </w:t>
+      </w:r>
+      <w:r>
+        <w:t xml:space="preserve">5449924281</w:t>
       </w:r>
       <w:r>
         <w:t xml:space="preserve">.</w:t>
@@ -626,7 +825,7 @@
         <w:t xml:space="preserve">, но не более </w:t>
       </w:r>
       <w:r>
-        <w:t xml:space="preserve">10 (десять) процентов от цены Договора</w:t>
+        <w:t xml:space="preserve">5 (пять) процентов от цены Договора</w:t>
       </w:r>
       <w:r>
         <w:t xml:space="preserve">.</w:t>
@@ -648,7 +847,7 @@
         <w:t xml:space="preserve">Сторона, для которой создалась невозможность исполнения, обязана уведомить другую Сторону. Срок уведомления — </w:t>
       </w:r>
       <w:r>
-        <w:t xml:space="preserve">в течение 45 (Сорока пяти) банковских дней</w:t>
+        <w:t xml:space="preserve">в течение 30 (Тридцати) банковских дней</w:t>
       </w:r>
       <w:r>
         <w:t xml:space="preserve">.</w:t>
@@ -662,7 +861,125 @@
         <w:t xml:space="preserve">Все споры и разногласия решаются путём переговоров. Претензионный порядок обязателен, срок ответа на претензию — </w:t>
       </w:r>
       <w:r>
-        <w:t xml:space="preserve">в течение двадцати четырех месяцев с даты подписания Сторонами акта сдачи-приемки оказанных услуг</w:t>
+        <w:t xml:space="preserve">в течение двенадцати месяцев с даты подписания Сторонами акта сдачи-приемки оказанных услуг</w:t>
+      </w:r>
+      <w:r>
+        <w:t xml:space="preserve">.</w:t>
+      </w:r>
+    </w:p>
+    <w:p>
+      <w:r>
+        <w:t xml:space="preserve">4.6. </w:t>
+      </w:r>
+      <w:r>
+        <w:t xml:space="preserve">ИНН физического лица отсутствует, лицевой счёт абонента </w:t>
+      </w:r>
+      <w:r>
+        <w:t xml:space="preserve">596108138966</w:t>
+      </w:r>
+      <w:r>
+        <w:t xml:space="preserve">. ИНН указан в приложении; номенклатурный код позиции — </w:t>
+      </w:r>
+      <w:r>
+        <w:t xml:space="preserve">737809805190</w:t>
+      </w:r>
+      <w:r>
+        <w:t xml:space="preserve">. Обработка ИНН ведётся по статье 86 Налогового кодекса Российской Федерации, запрос № </w:t>
+      </w:r>
+      <w:r>
+        <w:t xml:space="preserve">196832392703</w:t>
+      </w:r>
+      <w:r>
+        <w:t xml:space="preserve">.</w:t>
+      </w:r>
+    </w:p>
+    <w:p>
+      <w:r>
+        <w:t xml:space="preserve">4.7. </w:t>
+      </w:r>
+      <w:r>
+        <w:t xml:space="preserve">Накладной на партию присвоен номер </w:t>
+      </w:r>
+      <w:r>
+        <w:t xml:space="preserve">336213158121</w:t>
+      </w:r>
+      <w:r>
+        <w:t xml:space="preserve">. Контрольный модуль имеет заводской номер </w:t>
+      </w:r>
+      <w:r>
+        <w:t xml:space="preserve">589383452409</w:t>
+      </w:r>
+      <w:r>
+        <w:t xml:space="preserve">. Уклон кровли поставляемого сооружения — </w:t>
+      </w:r>
+      <w:r>
+        <w:t xml:space="preserve">9 %</w:t>
+      </w:r>
+      <w:r>
+        <w:t xml:space="preserve">.</w:t>
+      </w:r>
+    </w:p>
+    <w:p>
+      <w:r>
+        <w:t xml:space="preserve">4.8. </w:t>
+      </w:r>
+      <w:r>
+        <w:t xml:space="preserve">Предельная доля иностранного участия в уставном капитале установлена законом и составляет </w:t>
+      </w:r>
+      <w:r>
+        <w:t xml:space="preserve">20 %</w:t>
+      </w:r>
+      <w:r>
+        <w:t xml:space="preserve"> согласно Федеральному закону об иностранных инвестициях. Приложением № 3 установлена доля брака не более </w:t>
+      </w:r>
+      <w:r>
+        <w:t xml:space="preserve">2,7 %</w:t>
+      </w:r>
+      <w:r>
+        <w:t xml:space="preserve">.</w:t>
+      </w:r>
+    </w:p>
+    <w:p>
+      <w:r>
+        <w:t xml:space="preserve">4.9. </w:t>
+      </w:r>
+      <w:r>
+        <w:t xml:space="preserve">Изготовитель установил срок годности </w:t>
+      </w:r>
+      <w:r>
+        <w:t xml:space="preserve">в течение 12 месяцев</w:t>
+      </w:r>
+      <w:r>
+        <w:t xml:space="preserve"> с даты изготовления. Бетонная смесь выдерживается </w:t>
+      </w:r>
+      <w:r>
+        <w:t xml:space="preserve">в течение 48 часов</w:t>
+      </w:r>
+      <w:r>
+        <w:t xml:space="preserve"> при температуре не ниже +5 °C.</w:t>
+      </w:r>
+    </w:p>
+    <w:p>
+      <w:r>
+        <w:t xml:space="preserve">4.10. </w:t>
+      </w:r>
+      <w:r>
+        <w:t xml:space="preserve">Требования к качеству работ могут быть предъявлены </w:t>
+      </w:r>
+      <w:r>
+        <w:t xml:space="preserve">в течение одного года</w:t>
+      </w:r>
+      <w:r>
+        <w:t xml:space="preserve">, как установлено статьёй 725 Гражданского кодекса Российской Федерации. Общество осуществляет деятельность </w:t>
+      </w:r>
+      <w:r>
+        <w:t xml:space="preserve">в течение 8 лет</w:t>
+      </w:r>
+      <w:r>
+        <w:t xml:space="preserve">. Отчётный период оканчивается </w:t>
+      </w:r>
+      <w:r>
+        <w:t xml:space="preserve">не позднее 08.11.2026</w:t>
       </w:r>
       <w:r>
         <w:t xml:space="preserve">.</w:t>
@@ -690,7 +1007,7 @@
         <w:t xml:space="preserve">2</w:t>
       </w:r>
       <w:r>
-        <w:t xml:space="preserve">0% от цены Договора</w:t>
+        <w:t xml:space="preserve">1% от цены Договора</w:t>
       </w:r>
       <w:r>
         <w:t xml:space="preserve">.</w:t>
@@ -704,10 +1021,10 @@
         <w:rPr>
           <w:b/>
         </w:rPr>
-        <w:t xml:space="preserve">в течение 2</w:t>
-      </w:r>
-      <w:r>
-        <w:t xml:space="preserve">0 банковских дней с момента выставления счета</w:t>
+        <w:t xml:space="preserve">в течение 4</w:t>
+      </w:r>
+      <w:r>
+        <w:t xml:space="preserve">5 банковских дней с момента выставления счета</w:t>
       </w:r>
       <w:r>
         <w:t xml:space="preserve">.</w:t>
@@ -721,10 +1038,10 @@
         <w:rPr>
           <w:b/>
         </w:rPr>
-        <w:t xml:space="preserve">5/2</w:t>
-      </w:r>
-      <w:r>
-        <w:t xml:space="preserve">4</w:t>
+        <w:t xml:space="preserve">3/1</w:t>
+      </w:r>
+      <w:r>
+        <w:t xml:space="preserve">8</w:t>
       </w:r>
       <w:r>
         <w:t xml:space="preserve">.</w:t>
@@ -735,7 +1052,7 @@
         <w:t xml:space="preserve">9.4. Контрольная запись: </w:t>
       </w:r>
       <w:r>
-        <w:t xml:space="preserve">50 900 000 (Пятьдесят миллионов девятьсот т‍ысяч) ру б. 0 коп.</w:t>
+        <w:t xml:space="preserve">1 070 000 (Один миллион семь​десят ты⁠сяч) руб. 0 коп.</w:t>
       </w:r>
       <w:r>
         <w:t xml:space="preserve">.</w:t>
@@ -757,7 +1074,7 @@
       </w:r>
       <w:ins w:id="1" w:author="Юрист" w:date="2024-01-01T00:00:00Z">
         <w:r>
-          <w:t xml:space="preserve">8830000 (восемь миллионов восемьсот тридцать тысяч) рублей 00 копеек</w:t>
+          <w:t xml:space="preserve">8910000 (восемь миллионов девятьсот десять тысяч) рублей 00 копеек</w:t>
         </w:r>
       </w:ins>
       <w:ins w:id="2" w:author="Юрист" w:date="2024-01-01T00:00:00Z">
@@ -787,7 +1104,7 @@
         </w:sdtPr>
         <w:sdtContent>
           <w:r>
-            <w:t xml:space="preserve">не позднее 10.08.2025</w:t>
+            <w:t xml:space="preserve">не позднее 17.06.2025</w:t>
           </w:r>
         </w:sdtContent>
       </w:sdt>
@@ -1054,7 +1371,7 @@
         <w:t xml:space="preserve">12.50. Контрольная величина: </w:t>
       </w:r>
       <w:r>
-        <w:t xml:space="preserve">560 000,79 ₽</w:t>
+        <w:t xml:space="preserve">86 700 000,90 ₽</w:t>
       </w:r>
       <w:r>
         <w:t xml:space="preserve">, в т.ч. НДС </w:t>
@@ -1316,7 +1633,7 @@
         <w:t xml:space="preserve">12.100. Контрольная величина: </w:t>
       </w:r>
       <w:r>
-        <w:t xml:space="preserve">Четыреста семьдесят пять тысяч рублей 00 копеек</w:t>
+        <w:t xml:space="preserve">Пятьсот сорок семь тысяч рублей 50 копеек</w:t>
       </w:r>
       <w:r>
         <w:t xml:space="preserve">, включая НДС </w:t>
@@ -1328,7 +1645,7 @@
         <w:t xml:space="preserve"> в размере </w:t>
       </w:r>
       <w:r>
-        <w:t xml:space="preserve">55 200 000,4 (Пятьдесят пять миллионов двести тысяч) руб.</w:t>
+        <w:t xml:space="preserve">49 000,6 (Сорок девять тысяч) руб.</w:t>
       </w:r>
       <w:r>
         <w:t xml:space="preserve">.</w:t>
@@ -1840,7 +2157,7 @@
         <w:t xml:space="preserve">12.200. Контрольная величина: </w:t>
       </w:r>
       <w:r>
-        <w:t xml:space="preserve">не менее 41 100 000 (Сорока одного миллиона ста тысяч) рублей</w:t>
+        <w:t xml:space="preserve">не менее 77 200 000 (Семидесяти семи миллионов двухсот тысяч) рублей</w:t>
       </w:r>
       <w:r>
         <w:t xml:space="preserve">, в т.ч. НДС </w:t>
@@ -2102,7 +2419,7 @@
         <w:t xml:space="preserve">12.250. Контрольная величина: </w:t>
       </w:r>
       <w:r>
-        <w:t xml:space="preserve">72 000,6 (Семьдесят две тысячи) руб.</w:t>
+        <w:t xml:space="preserve">5 320 000,3 (Пять миллионов триста двадцать тысяч) руб.</w:t>
       </w:r>
       <w:r>
         <w:t xml:space="preserve">, </w:t>
@@ -2364,7 +2681,7 @@
         <w:t xml:space="preserve">12.300. Контрольная величина: </w:t>
       </w:r>
       <w:r>
-        <w:t xml:space="preserve">Пятьдесят девять тысяч два рубля 00 копеек</w:t>
+        <w:t xml:space="preserve">Восемьдесят миллионов шестьсот тысяч два рубля 00 копеек</w:t>
       </w:r>
       <w:r>
         <w:t xml:space="preserve">, включая НДС </w:t>
@@ -2376,7 +2693,7 @@
         <w:t xml:space="preserve"> в размере </w:t>
       </w:r>
       <w:r>
-        <w:t xml:space="preserve">648 000 (шестьсот сорок восемь тысяч) рублей 00 копеек</w:t>
+        <w:t xml:space="preserve">25 200 000 (двадцать пять миллионов двести тысяч) рублей 00 копеек</w:t>
       </w:r>
       <w:r>
         <w:t xml:space="preserve">.</w:t>
@@ -2632,7 +2949,7 @@
         <w:t xml:space="preserve">12.350. Контрольная величина: </w:t>
       </w:r>
       <w:r>
-        <w:t xml:space="preserve">25600000 руб. 0 коп.</w:t>
+        <w:t xml:space="preserve">26300000 руб. 5 коп.</w:t>
       </w:r>
       <w:r>
         <w:t xml:space="preserve">, в том числе НДС</w:t>
@@ -3147,7 +3464,7 @@
         <w:t xml:space="preserve">12.450. Контрольная величина: </w:t>
       </w:r>
       <w:r>
-        <w:t xml:space="preserve">91 500 000 (девяносто один миллион пятьсот тысяч) рублей 00 копеек</w:t>
+        <w:t xml:space="preserve">81 500 000 (восемьдесят один миллион пятьсот тысяч) рублей 00 копеек</w:t>
       </w:r>
       <w:r>
         <w:t xml:space="preserve">, НДС не облагается</w:t>
@@ -3406,7 +3723,7 @@
         <w:t xml:space="preserve">12.500. Контрольная величина: </w:t>
       </w:r>
       <w:r>
-        <w:t xml:space="preserve">не менее 696000,3 (Шестисот девяноста шести тысяч) рублей</w:t>
+        <w:t xml:space="preserve">не менее 921000,8 (Девятисот двадцати одной тысячи) рублей</w:t>
       </w:r>
       <w:r>
         <w:t xml:space="preserve">.</w:t>
@@ -3662,7 +3979,7 @@
         <w:t xml:space="preserve">12.550. Контрольная величина: </w:t>
       </w:r>
       <w:r>
-        <w:t xml:space="preserve">Тридцать семь миллионов восемьсот тысяч два рубля 00 копеек</w:t>
+        <w:t xml:space="preserve">Семьдесят два миллиона семьсот тысяч два рубля 00 копеек</w:t>
       </w:r>
       <w:r>
         <w:t xml:space="preserve">, НДС не облагается</w:t>
@@ -3921,7 +4238,7 @@
         <w:t xml:space="preserve">12.600. Контрольная величина: </w:t>
       </w:r>
       <w:r>
-        <w:t xml:space="preserve">648 000,16 руб.</w:t>
+        <w:t xml:space="preserve">54 900 000,33 руб.</w:t>
       </w:r>
       <w:r>
         <w:t xml:space="preserve">, в т.ч. НДС </w:t>
@@ -4183,7 +4500,7 @@
         <w:t xml:space="preserve">12.650. Контрольная величина: </w:t>
       </w:r>
       <w:r>
-        <w:t xml:space="preserve">182 000 (сто восемьдесят две тысячи) ₽</w:t>
+        <w:t xml:space="preserve">162 000 (сто шестьдесят две тысячи) ₽</w:t>
       </w:r>
       <w:r>
         <w:t xml:space="preserve">, НДС не облагается, т.к. применяется УСН</w:t>
@@ -4442,7 +4759,7 @@
         <w:t xml:space="preserve">12.700. Контрольная величина: </w:t>
       </w:r>
       <w:r>
-        <w:t xml:space="preserve">790000 (Семьсот девяносто тысяч) рублей 0 коп.</w:t>
+        <w:t xml:space="preserve">6990000 (Шесть миллионов девятьсот девяносто тысяч) рублей 5 коп.</w:t>
       </w:r>
       <w:r>
         <w:t xml:space="preserve">.</w:t>
@@ -4954,7 +5271,7 @@
         <w:t xml:space="preserve">12.800. Контрольная величина: </w:t>
       </w:r>
       <w:r>
-        <w:t xml:space="preserve">Шестьдесят шесть миллионов триста тысяч рублей 00 копеек</w:t>
+        <w:t xml:space="preserve">Пять миллионов девяносто тысяч рублей 00 копеек</w:t>
       </w:r>
       <w:r>
         <w:t xml:space="preserve">, в том числе НДС</w:t>
@@ -5213,7 +5530,7 @@
         <w:t xml:space="preserve">12.850. Контрольная величина: </w:t>
       </w:r>
       <w:r>
-        <w:t xml:space="preserve">362000 (Триста шестьдесят две тысячи) руб.</w:t>
+        <w:t xml:space="preserve">172000 (Сто семьдесят две тысячи) руб.</w:t>
       </w:r>
       <w:r>
         <w:t xml:space="preserve">, включая НДС </w:t>
@@ -5225,7 +5542,7 @@
         <w:t xml:space="preserve"> в размере </w:t>
       </w:r>
       <w:r>
-        <w:t xml:space="preserve">79 900 000,0 (семьдесят девять миллионов девятьсот тысяч) рублей</w:t>
+        <w:t xml:space="preserve">749 000,6 (семьсот сорок девять тысяч) рублей</w:t>
       </w:r>
       <w:r>
         <w:t xml:space="preserve">.</w:t>
@@ -5481,7 +5798,7 @@
         <w:t xml:space="preserve">12.900. Контрольная величина: </w:t>
       </w:r>
       <w:r>
-        <w:t xml:space="preserve">3730000 рублей 0 коп.</w:t>
+        <w:t xml:space="preserve">651000 рублей 5 коп.</w:t>
       </w:r>
       <w:r>
         <w:t xml:space="preserve">.</w:t>
@@ -5993,7 +6310,7 @@
         <w:t xml:space="preserve">12.1000. Контрольная величина: </w:t>
       </w:r>
       <w:r>
-        <w:t xml:space="preserve">6 600 000,0 (шесть миллионов шестьсот тысяч) рублей</w:t>
+        <w:t xml:space="preserve">853 000,6 (восемьсот пятьдесят три тысячи) рублей</w:t>
       </w:r>
       <w:r>
         <w:t xml:space="preserve">, </w:t>
@@ -6255,7 +6572,7 @@
         <w:t xml:space="preserve">12.1050. Контрольная величина: </w:t>
       </w:r>
       <w:r>
-        <w:t xml:space="preserve">16 100 000 руб. 5 коп.</w:t>
+        <w:t xml:space="preserve">6 930 000 руб. 0 коп.</w:t>
       </w:r>
       <w:r>
         <w:t xml:space="preserve">, включая НДС </w:t>
@@ -6267,7 +6584,7 @@
         <w:t xml:space="preserve"> в размере </w:t>
       </w:r>
       <w:r>
-        <w:t xml:space="preserve">не менее 97 800 000 (Девяноста семи миллионов восьмисот тысяч) рублей 50 копеек</w:t>
+        <w:t xml:space="preserve">не менее 5 510 000 (Пяти миллионов пятисот десяти тысяч) рублей 00 копеек</w:t>
       </w:r>
       <w:r>
         <w:t xml:space="preserve">.</w:t>
@@ -6523,7 +6840,7 @@
         <w:t xml:space="preserve">12.1100. Контрольная величина: </w:t>
       </w:r>
       <w:r>
-        <w:t xml:space="preserve">5880002 (Пять миллионов восемьсот восемьдесят тысяч два) рубля</w:t>
+        <w:t xml:space="preserve">324002 (Триста двадцать четыре тысячи два) рубля</w:t>
       </w:r>
       <w:r>
         <w:t xml:space="preserve">, НДС не облагается</w:t>
@@ -6782,7 +7099,7 @@
         <w:t xml:space="preserve">12.1150. Контрольная величина: </w:t>
       </w:r>
       <w:r>
-        <w:t xml:space="preserve">394 000,18 (триста девяносто четыре тысячи) рублей</w:t>
+        <w:t xml:space="preserve">64 300 000,83 (шестьдесят четыре миллиона триста тысяч) рублей</w:t>
       </w:r>
       <w:r>
         <w:t xml:space="preserve">, в т.ч. НДС </w:t>
@@ -7300,7 +7617,7 @@
         <w:t xml:space="preserve">12.1250. Контрольная величина: </w:t>
       </w:r>
       <w:r>
-        <w:t xml:space="preserve">Сорок восемь миллионов два рубля 5 коп.</w:t>
+        <w:t xml:space="preserve">Четыре миллиона восемьдесят тысяч два рубля 0 коп.</w:t>
       </w:r>
       <w:r>
         <w:t xml:space="preserve">, включая НДС </w:t>
@@ -7312,7 +7629,7 @@
         <w:t xml:space="preserve"> в размере </w:t>
       </w:r>
       <w:r>
-        <w:t xml:space="preserve">259002 (двести пятьдесят девять тысяч два) рубля</w:t>
+        <w:t xml:space="preserve">876002 (восемьсот семьдесят шесть тысяч два) рубля</w:t>
       </w:r>
       <w:r>
         <w:t xml:space="preserve">.</w:t>
@@ -7568,7 +7885,7 @@
         <w:t xml:space="preserve">12.1300. Контрольная величина: </w:t>
       </w:r>
       <w:r>
-        <w:t xml:space="preserve">Двести десять тысяч рублей 0 коп.</w:t>
+        <w:t xml:space="preserve">Два миллиона триста семьдесят тысяч рублей 0 коп.</w:t>
       </w:r>
       <w:r>
         <w:t xml:space="preserve">.</w:t>
@@ -7824,7 +8141,7 @@
         <w:t xml:space="preserve">12.1350. Контрольная величина: </w:t>
       </w:r>
       <w:r>
-        <w:t xml:space="preserve">не более 4 830 000,92 (Четырёх миллионов восьмисот тридцати тысяч) RUB</w:t>
+        <w:t xml:space="preserve">не более 330 000,32 (Трёхсот тридцати тысяч) RUB</w:t>
       </w:r>
       <w:r>
         <w:t xml:space="preserve">, </w:t>
@@ -8086,7 +8403,7 @@
         <w:t xml:space="preserve">12.1400. Контрольная величина: </w:t>
       </w:r>
       <w:r>
-        <w:t xml:space="preserve">69400002 (шестьдесят девять миллионов четыреста тысяч два) рубля</w:t>
+        <w:t xml:space="preserve">802002 (восемьсот две тысячи два) рубля</w:t>
       </w:r>
       <w:r>
         <w:t xml:space="preserve">, в т.ч. НДС </w:t>
@@ -8348,7 +8665,7 @@
         <w:t xml:space="preserve">12.1450. Контрольная величина: </w:t>
       </w:r>
       <w:r>
-        <w:t xml:space="preserve">712 000 (Семьсот двенадцать тысяч) рублей 00 копеек</w:t>
+        <w:t xml:space="preserve">24 600 000 (Двадцать четыре миллиона шестьсот тысяч) рублей 00 копеек</w:t>
       </w:r>
       <w:r>
         <w:t xml:space="preserve">, в том числе НДС</w:t>
@@ -8863,7 +9180,7 @@
         <w:t xml:space="preserve">12.1550. Контрольная величина: </w:t>
       </w:r>
       <w:r>
-        <w:t xml:space="preserve">Девять миллионов восемьсот пятьдесят тысяч два рубля 0 коп.</w:t>
+        <w:t xml:space="preserve">Девятьсот пятьдесят пять тысяч два рубля 0 коп.</w:t>
       </w:r>
       <w:r>
         <w:t xml:space="preserve">, НДС не облагается, т.к. применяется УСН</w:t>
@@ -9122,7 +9439,7 @@
         <w:t xml:space="preserve">12.1600. Контрольная величина: </w:t>
       </w:r>
       <w:r>
-        <w:t xml:space="preserve">51 400 000 (Пятьдесят один миллион четыреста тысяч) рублей 00 копеек</w:t>
+        <w:t xml:space="preserve">28 200 000 (Двадцать восемь миллионов двести тысяч) рублей 50 копеек</w:t>
       </w:r>
       <w:r>
         <w:t xml:space="preserve">, в том числе НДС</w:t>
@@ -9381,7 +9698,7 @@
         <w:t xml:space="preserve">12.1650. Контрольная величина: </w:t>
       </w:r>
       <w:r>
-        <w:t xml:space="preserve">416000 (четыреста шестнадцать тысяч) рублей 5 коп.</w:t>
+        <w:t xml:space="preserve">178000 (сто семьдесят восемь тысяч) рублей 0 коп.</w:t>
       </w:r>
       <w:r>
         <w:t xml:space="preserve">, </w:t>
@@ -9643,7 +9960,7 @@
         <w:t xml:space="preserve">12.1700. Контрольная величина: </w:t>
       </w:r>
       <w:r>
-        <w:t xml:space="preserve">807 000 ₽</w:t>
+        <w:t xml:space="preserve">2 000 000 ₽</w:t>
       </w:r>
       <w:r>
         <w:t xml:space="preserve">, НДС не облагается, т.к. применяется УСН</w:t>
@@ -10158,7 +10475,7 @@
         <w:t xml:space="preserve">12.1800. Контрольная величина: </w:t>
       </w:r>
       <w:r>
-        <w:t xml:space="preserve">6150002,3 рубля</w:t>
+        <w:t xml:space="preserve">9110002,2 рубля</w:t>
       </w:r>
       <w:r>
         <w:t xml:space="preserve">, включая НДС </w:t>
@@ -10170,7 +10487,7 @@
         <w:t xml:space="preserve"> в размере </w:t>
       </w:r>
       <w:r>
-        <w:t xml:space="preserve">3260000 (три миллиона двести шестьдесят тысяч) руб. 0 коп.</w:t>
+        <w:t xml:space="preserve">572000 (пятьсот семьдесят две тысячи) руб. 0 коп.</w:t>
       </w:r>
       <w:r>
         <w:t xml:space="preserve">.</w:t>
@@ -10426,7 +10743,7 @@
         <w:t xml:space="preserve">12.1850. Контрольная величина: </w:t>
       </w:r>
       <w:r>
-        <w:t xml:space="preserve">Двести девяносто четыре тысячи рублей 00 копеек</w:t>
+        <w:t xml:space="preserve">Семьдесят семь миллионов семьсот тысяч рублей 00 копеек</w:t>
       </w:r>
       <w:r>
         <w:t xml:space="preserve">, НДС не облагается</w:t>
@@ -10685,7 +11002,7 @@
         <w:t xml:space="preserve">12.1900. Контрольная величина: </w:t>
       </w:r>
       <w:r>
-        <w:t xml:space="preserve">не менее 1 900 000 (Одного миллиона девятисот тысяч) ₽</w:t>
+        <w:t xml:space="preserve">не менее 5 020 000 (Пяти миллионов двадцати тысяч) ₽</w:t>
       </w:r>
       <w:r>
         <w:t xml:space="preserve">, в т.ч. НДС </w:t>
@@ -10947,7 +11264,7 @@
         <w:t xml:space="preserve">12.1950. Контрольная величина: </w:t>
       </w:r>
       <w:r>
-        <w:t xml:space="preserve">5710000 (пять миллионов семьсот десять тысяч) руб. 5 коп.</w:t>
+        <w:t xml:space="preserve">855000 (восемьсот пятьдесят пять тысяч) руб. 0 коп.</w:t>
       </w:r>
       <w:r>
         <w:t xml:space="preserve">, в том числе НДС</w:t>
@@ -11462,7 +11779,7 @@
         <w:t xml:space="preserve">12.2050. Контрольная величина: </w:t>
       </w:r>
       <w:r>
-        <w:t xml:space="preserve">8 910 000,7 ₽</w:t>
+        <w:t xml:space="preserve">730 000,2 ₽</w:t>
       </w:r>
       <w:r>
         <w:t xml:space="preserve">, включая НДС </w:t>
@@ -11474,7 +11791,7 @@
         <w:t xml:space="preserve"> в размере </w:t>
       </w:r>
       <w:r>
-        <w:t xml:space="preserve">5 320 002 (Пять миллионов триста двадцать тысяч два) рубля 0 коп.</w:t>
+        <w:t xml:space="preserve">3 110 002 (Три миллиона сто десять тысяч два) рубля 0 коп.</w:t>
       </w:r>
       <w:r>
         <w:t xml:space="preserve">.</w:t>
@@ -11730,7 +12047,7 @@
         <w:t xml:space="preserve">12.2100. Контрольная величина: </w:t>
       </w:r>
       <w:r>
-        <w:t xml:space="preserve">не менее 86 700 000 (Восьмидесяти шести миллионов семисот тысяч) рублей</w:t>
+        <w:t xml:space="preserve">не менее 1 880 000 (Одного миллиона восьмисот восьмидесяти тысяч) рублей</w:t>
       </w:r>
       <w:r>
         <w:t xml:space="preserve">, </w:t>
@@ -11790,7 +12107,7 @@
               <w:t xml:space="preserve">Юридический адрес: </w:t>
             </w:r>
             <w:r>
-              <w:t xml:space="preserve">394000, г. Воронеж, просп. Полевая, д. 85, кв. 10</w:t>
+              <w:t xml:space="preserve">443010, г. Самара, проезд Советская, д. 72, кв. 13</w:t>
             </w:r>
           </w:p>
           <w:p>
@@ -11798,7 +12115,7 @@
               <w:t xml:space="preserve">Почтовый адрес: </w:t>
             </w:r>
             <w:r>
-              <w:t xml:space="preserve">394000, г. Воронеж, ш. Профсоюзная, д. 51, кв. 52</w:t>
+              <w:t xml:space="preserve">620014, г. Екатеринбург, ш. Кирова, д. 32, кв. 176</w:t>
             </w:r>
           </w:p>
           <w:p>
@@ -11853,7 +12170,7 @@
               <w:t xml:space="preserve">Тел.: </w:t>
             </w:r>
             <w:r>
-              <w:t xml:space="preserve">+7 (846) 930-24-40</w:t>
+              <w:t xml:space="preserve">+7 (495) 169-68-64</w:t>
             </w:r>
           </w:p>
           <w:p>
@@ -11861,7 +12178,7 @@
               <w:t xml:space="preserve">E-mail: </w:t>
             </w:r>
             <w:r>
-              <w:t xml:space="preserve">titova@list.ru</w:t>
+              <w:t xml:space="preserve">titova@corp-tehno.ru</w:t>
             </w:r>
           </w:p>
           <w:p/>
@@ -11899,7 +12216,7 @@
               <w:t xml:space="preserve">Адрес регистрации: </w:t>
             </w:r>
             <w:r>
-              <w:t xml:space="preserve">420111, г. Казань, проезд Кутузовский, д. 74, кв. 113</w:t>
+              <w:t xml:space="preserve">190000, г. Санкт-Петербург, ш. Советская, д. 5, кв. 61</w:t>
             </w:r>
           </w:p>
           <w:p>
@@ -11938,7 +12255,7 @@
               <w:t xml:space="preserve">Тел.: </w:t>
             </w:r>
             <w:r>
-              <w:t xml:space="preserve">+7 (499) 655-99-99</w:t>
+              <w:t xml:space="preserve">+7 (843) 502-57-48</w:t>
             </w:r>
           </w:p>
           <w:p>
@@ -11946,7 +12263,7 @@
               <w:t xml:space="preserve">E-mail: </w:t>
             </w:r>
             <w:r>
-              <w:t xml:space="preserve">makarov@romashka.ru</w:t>
+              <w:t xml:space="preserve">makarov@corp-tehno.ru</w:t>
             </w:r>
           </w:p>
           <w:p/>

--- a/tests/corpus_v2/docs/cx_works_0022.docx
+++ b/tests/corpus_v2/docs/cx_works_0022.docx
@@ -12059,6 +12059,37 @@
         <w:t xml:space="preserve">.</w:t>
       </w:r>
     </w:p>
+    <w:p>
+      <w:r>
+        <w:rPr>
+          <w:b/>
+        </w:rPr>
+        <w:t xml:space="preserve">6. ОСОБЫЕ УСЛОВИЯ ОТДЕЛЬНЫХ ВИДОВ ДАННЫХ</w:t>
+      </w:r>
+    </w:p>
+    <w:p>
+      <w:r>
+        <w:t xml:space="preserve">6.1. Полномочия представителя подтверждены доверенностью, реестровый номер </w:t>
+      </w:r>
+      <w:r>
+        <w:t xml:space="preserve">50/121-н/50-2023-4-88</w:t>
+      </w:r>
+      <w:r>
+        <w:t xml:space="preserve">.</w:t>
+      </w:r>
+    </w:p>
+    <w:p>
+      <w:r>
+        <w:t xml:space="preserve">6.2. Для сопоставления в учёте указывается: </w:t>
+      </w:r>
+      <w:r>
+        <w:t xml:space="preserve">ГОСТ Р 52044-2003</w:t>
+      </w:r>
+      <w:r>
+        <w:t xml:space="preserve">.</w:t>
+      </w:r>
+    </w:p>
+    <w:p/>
     <w:p>
       <w:r>
         <w:rPr>

--- a/tests/corpus_v2/docs/cx_works_0022.docx
+++ b/tests/corpus_v2/docs/cx_works_0022.docx
@@ -12069,10 +12069,21 @@
     </w:p>
     <w:p>
       <w:r>
-        <w:t xml:space="preserve">6.1. Полномочия представителя подтверждены доверенностью, реестровый номер </w:t>
-      </w:r>
-      <w:r>
-        <w:t xml:space="preserve">50/121-н/50-2023-4-88</w:t>
+        <w:t xml:space="preserve">6.1. Работы выполняются на основании ранее заключённого Договора № </w:t>
+      </w:r>
+      <w:r>
+        <w:t xml:space="preserve">2/17</w:t>
+      </w:r>
+      <w:r>
+        <w:t xml:space="preserve"> между теми же сторонами.</w:t>
+      </w:r>
+    </w:p>
+    <w:p>
+      <w:r>
+        <w:t xml:space="preserve">6.2. Первичные документы: </w:t>
+      </w:r>
+      <w:r>
+        <w:t xml:space="preserve">счёт-фактура выставлена без ссылки на номер</w:t>
       </w:r>
       <w:r>
         <w:t xml:space="preserve">.</w:t>
@@ -12080,10 +12091,65 @@
     </w:p>
     <w:p>
       <w:r>
-        <w:t xml:space="preserve">6.2. Для сопоставления в учёте указывается: </w:t>
-      </w:r>
-      <w:r>
-        <w:t xml:space="preserve">ГОСТ Р 52044-2003</w:t>
+        <w:t xml:space="preserve">6.3. Запись о лицензии внесена в реестр за регистрационным номером </w:t>
+      </w:r>
+      <w:r>
+        <w:t xml:space="preserve">731004592</w:t>
+      </w:r>
+      <w:r>
+        <w:t xml:space="preserve">.</w:t>
+      </w:r>
+    </w:p>
+    <w:p>
+      <w:r>
+        <w:t xml:space="preserve">6.4. Внутренний учёт ведётся отдельно: </w:t>
+      </w:r>
+      <w:r>
+        <w:t xml:space="preserve">номер заявки 987654321</w:t>
+      </w:r>
+      <w:r>
+        <w:t xml:space="preserve">.</w:t>
+      </w:r>
+    </w:p>
+    <w:p>
+      <w:r>
+        <w:t xml:space="preserve">6.5. Полномочия представителя подтверждены доверенностью, реестровый номер </w:t>
+      </w:r>
+      <w:r>
+        <w:t xml:space="preserve">78/1445-н/78-2022-12-7</w:t>
+      </w:r>
+      <w:r>
+        <w:t xml:space="preserve">.</w:t>
+      </w:r>
+    </w:p>
+    <w:p>
+      <w:r>
+        <w:t xml:space="preserve">6.6. Для сопоставления в учёте указывается: </w:t>
+      </w:r>
+      <w:r>
+        <w:t xml:space="preserve">срок действия 12/2024-06/2025</w:t>
+      </w:r>
+      <w:r>
+        <w:t xml:space="preserve">.</w:t>
+      </w:r>
+    </w:p>
+    <w:p>
+      <w:r>
+        <w:t xml:space="preserve">6.7. Решение принято большинством в </w:t>
+      </w:r>
+      <w:r>
+        <w:t xml:space="preserve">9 % уставного капитала общества</w:t>
+      </w:r>
+      <w:r>
+        <w:t xml:space="preserve"> от общего числа голосов членов совета директоров.</w:t>
+      </w:r>
+    </w:p>
+    <w:p>
+      <w:r>
+        <w:t xml:space="preserve">6.8. Кворум определяется уставом: </w:t>
+      </w:r>
+      <w:r>
+        <w:t xml:space="preserve">большинством голосов присутствующих участников</w:t>
       </w:r>
       <w:r>
         <w:t xml:space="preserve">.</w:t>

--- a/tests/corpus_v2/docs/cx_works_0022.docx
+++ b/tests/corpus_v2/docs/cx_works_0022.docx
@@ -12069,10 +12069,32 @@
     </w:p>
     <w:p>
       <w:r>
-        <w:t xml:space="preserve">6.1. Работы выполняются на основании ранее заключённого Договора № </w:t>
-      </w:r>
-      <w:r>
-        <w:t xml:space="preserve">2/17</w:t>
+        <w:t xml:space="preserve">6.1. Стороны ранее заключили </w:t>
+      </w:r>
+      <w:r>
+        <w:t xml:space="preserve">договор подряда</w:t>
+      </w:r>
+      <w:r>
+        <w:t xml:space="preserve"> на сопоставимых условиях.</w:t>
+      </w:r>
+    </w:p>
+    <w:p>
+      <w:r>
+        <w:t xml:space="preserve">6.2. Прочие условия: </w:t>
+      </w:r>
+      <w:r>
+        <w:t xml:space="preserve">реквизиты первичных документов приведены в приложении</w:t>
+      </w:r>
+      <w:r>
+        <w:t xml:space="preserve">.</w:t>
+      </w:r>
+    </w:p>
+    <w:p>
+      <w:r>
+        <w:t xml:space="preserve">6.3. Работы выполняются на основании ранее заключённого Договора № </w:t>
+      </w:r>
+      <w:r>
+        <w:t xml:space="preserve">01Ф-00034/16-124Д</w:t>
       </w:r>
       <w:r>
         <w:t xml:space="preserve"> между теми же сторонами.</w:t>
@@ -12080,10 +12102,10 @@
     </w:p>
     <w:p>
       <w:r>
-        <w:t xml:space="preserve">6.2. Первичные документы: </w:t>
-      </w:r>
-      <w:r>
-        <w:t xml:space="preserve">счёт-фактура выставлена без ссылки на номер</w:t>
+        <w:t xml:space="preserve">6.4. Первичные документы: </w:t>
+      </w:r>
+      <w:r>
+        <w:t xml:space="preserve">лицензия Л035-01298-77/00123456 Рособрнадзора</w:t>
       </w:r>
       <w:r>
         <w:t xml:space="preserve">.</w:t>
@@ -12091,10 +12113,21 @@
     </w:p>
     <w:p>
       <w:r>
-        <w:t xml:space="preserve">6.3. Запись о лицензии внесена в реестр за регистрационным номером </w:t>
-      </w:r>
-      <w:r>
-        <w:t xml:space="preserve">731004592</w:t>
+        <w:t xml:space="preserve">6.5. Паспорт гражданина Российской Федерации выдан </w:t>
+      </w:r>
+      <w:r>
+        <w:t xml:space="preserve">Отделением по вопросам миграции ОМВД России по Кировскому району</w:t>
+      </w:r>
+      <w:r>
+        <w:t xml:space="preserve">, паспорт предъявлен при подписании.</w:t>
+      </w:r>
+    </w:p>
+    <w:p>
+      <w:r>
+        <w:t xml:space="preserve">6.6. Сопутствующие сведения: </w:t>
+      </w:r>
+      <w:r>
+        <w:t xml:space="preserve">паспорт выдан, реквизиты приведены в приложении</w:t>
       </w:r>
       <w:r>
         <w:t xml:space="preserve">.</w:t>
@@ -12102,7 +12135,40 @@
     </w:p>
     <w:p>
       <w:r>
-        <w:t xml:space="preserve">6.4. Внутренний учёт ведётся отдельно: </w:t>
+        <w:t xml:space="preserve">6.7. Запись о государственной регистрации внесена регистрирующим органом: </w:t>
+      </w:r>
+      <w:r>
+        <w:t xml:space="preserve">Инспекция ФНС России № 24 по г. Москве</w:t>
+      </w:r>
+      <w:r>
+        <w:t xml:space="preserve">.</w:t>
+      </w:r>
+    </w:p>
+    <w:p>
+      <w:r>
+        <w:t xml:space="preserve">6.8. Общие сведения о регистрации: </w:t>
+      </w:r>
+      <w:r>
+        <w:t xml:space="preserve">сведения о юридическом лице содержатся в ЕГРЮЛ</w:t>
+      </w:r>
+      <w:r>
+        <w:t xml:space="preserve">.</w:t>
+      </w:r>
+    </w:p>
+    <w:p>
+      <w:r>
+        <w:t xml:space="preserve">6.9. Запись о лицензии внесена в реестр за регистрационным номером </w:t>
+      </w:r>
+      <w:r>
+        <w:t xml:space="preserve">144625873</w:t>
+      </w:r>
+      <w:r>
+        <w:t xml:space="preserve">.</w:t>
+      </w:r>
+    </w:p>
+    <w:p>
+      <w:r>
+        <w:t xml:space="preserve">6.10. Внутренний учёт ведётся отдельно: </w:t>
       </w:r>
       <w:r>
         <w:t xml:space="preserve">номер заявки 987654321</w:t>
@@ -12113,10 +12179,10 @@
     </w:p>
     <w:p>
       <w:r>
-        <w:t xml:space="preserve">6.5. Полномочия представителя подтверждены доверенностью, реестровый номер </w:t>
-      </w:r>
-      <w:r>
-        <w:t xml:space="preserve">78/1445-н/78-2022-12-7</w:t>
+        <w:t xml:space="preserve">6.11. Полномочия представителя подтверждены доверенностью, реестровый номер </w:t>
+      </w:r>
+      <w:r>
+        <w:t xml:space="preserve">50/121-н/50-2023-4-88</w:t>
       </w:r>
       <w:r>
         <w:t xml:space="preserve">.</w:t>
@@ -12124,10 +12190,10 @@
     </w:p>
     <w:p>
       <w:r>
-        <w:t xml:space="preserve">6.6. Для сопоставления в учёте указывается: </w:t>
-      </w:r>
-      <w:r>
-        <w:t xml:space="preserve">срок действия 12/2024-06/2025</w:t>
+        <w:t xml:space="preserve">6.12. Для сопоставления в учёте указывается: </w:t>
+      </w:r>
+      <w:r>
+        <w:t xml:space="preserve">пп. 4/5-1 и 7/2-3 Правил страхования</w:t>
       </w:r>
       <w:r>
         <w:t xml:space="preserve">.</w:t>
@@ -12135,10 +12201,10 @@
     </w:p>
     <w:p>
       <w:r>
-        <w:t xml:space="preserve">6.7. Решение принято большинством в </w:t>
-      </w:r>
-      <w:r>
-        <w:t xml:space="preserve">9 % уставного капитала общества</w:t>
+        <w:t xml:space="preserve">6.13. Решение принято большинством в </w:t>
+      </w:r>
+      <w:r>
+        <w:t xml:space="preserve">25,5 % голосов от общего числа</w:t>
       </w:r>
       <w:r>
         <w:t xml:space="preserve"> от общего числа голосов членов совета директоров.</w:t>
@@ -12146,7 +12212,7 @@
     </w:p>
     <w:p>
       <w:r>
-        <w:t xml:space="preserve">6.8. Кворум определяется уставом: </w:t>
+        <w:t xml:space="preserve">6.14. Кворум определяется уставом: </w:t>
       </w:r>
       <w:r>
         <w:t xml:space="preserve">большинством голосов присутствующих участников</w:t>
